--- a/finalcif/template/template_text.docx
+++ b/finalcif/template/template_text.docx
@@ -15,7 +15,31 @@
         <w:pStyle w:val="Figure"/>
       </w:pPr>
       <w:r>
-        <w:t>{% if structure_figure %}{{structure_figure}}</w:t>
+        <w:t xml:space="preserve">{% if </w:t>
+      </w:r>
+      <w:proofErr w:type="spellStart"/>
+      <w:r>
+        <w:t>structure_figure</w:t>
+      </w:r>
+      <w:proofErr w:type="spellEnd"/>
+      <w:r>
+        <w:t xml:space="preserve"> </w:t>
+      </w:r>
+      <w:proofErr w:type="gramStart"/>
+      <w:r>
+        <w:t>%}{</w:t>
+      </w:r>
+      <w:proofErr w:type="gramEnd"/>
+      <w:r>
+        <w:t>{</w:t>
+      </w:r>
+      <w:proofErr w:type="spellStart"/>
+      <w:r>
+        <w:t>structure_figure</w:t>
+      </w:r>
+      <w:proofErr w:type="spellEnd"/>
+      <w:r>
+        <w:t>}}</w:t>
       </w:r>
     </w:p>
     <w:p>
@@ -23,39 +47,73 @@
         <w:pStyle w:val="Figure"/>
       </w:pPr>
       <w:r>
-        <w:t>{% endif %}</w:t>
-      </w:r>
-      <w:r>
-        <w:t xml:space="preserve">{% if </w:t>
-      </w:r>
-      <w:r>
-        <w:t xml:space="preserve">crystallization_method </w:t>
-      </w:r>
+        <w:t xml:space="preserve">{% endif </w:t>
+      </w:r>
+      <w:proofErr w:type="gramStart"/>
       <w:r>
         <w:t>%}</w:t>
       </w:r>
       <w:r>
+        <w:t>{</w:t>
+      </w:r>
+      <w:proofErr w:type="gramEnd"/>
+      <w:r>
+        <w:t xml:space="preserve">% if </w:t>
+      </w:r>
+      <w:proofErr w:type="spellStart"/>
+      <w:r>
+        <w:t>crystallization_method</w:t>
+      </w:r>
+      <w:proofErr w:type="spellEnd"/>
+      <w:r>
+        <w:t xml:space="preserve"> </w:t>
+      </w:r>
+      <w:proofErr w:type="gramStart"/>
+      <w:r>
+        <w:t>%}</w:t>
+      </w:r>
+      <w:r>
         <w:t>{{</w:t>
       </w:r>
       <w:r>
         <w:t xml:space="preserve"> </w:t>
       </w:r>
       <w:bookmarkStart w:id="0" w:name="_Hlk165020446"/>
+      <w:proofErr w:type="spellStart"/>
       <w:r>
         <w:rPr>
           <w:sz w:val="14"/>
         </w:rPr>
-        <w:t>crystallization_method</w:t>
-      </w:r>
+        <w:t>crystallization</w:t>
+      </w:r>
+      <w:proofErr w:type="gramEnd"/>
       <w:r>
         <w:rPr>
           <w:sz w:val="14"/>
         </w:rPr>
+        <w:t>_</w:t>
+      </w:r>
+      <w:proofErr w:type="gramStart"/>
+      <w:r>
+        <w:rPr>
+          <w:sz w:val="14"/>
+        </w:rPr>
+        <w:t>method</w:t>
+      </w:r>
+      <w:proofErr w:type="spellEnd"/>
+      <w:r>
+        <w:rPr>
+          <w:sz w:val="14"/>
+        </w:rPr>
         <w:t xml:space="preserve"> </w:t>
       </w:r>
       <w:bookmarkEnd w:id="0"/>
       <w:r>
-        <w:t>}}.</w:t>
+        <w:t>}</w:t>
+      </w:r>
+      <w:proofErr w:type="gramEnd"/>
+      <w:r>
+        <w:t>}.</w:t>
       </w:r>
       <w:r>
         <w:t xml:space="preserve"> {% endif %}</w:t>
@@ -72,45 +130,89 @@
           <w:sz w:val="16"/>
           <w:szCs w:val="20"/>
         </w:rPr>
-        <w:t>if crystal_colour and crystal_shape</w:t>
-      </w:r>
-      <w:r>
-        <w:t xml:space="preserve"> %} </w:t>
-      </w:r>
-      <w:r>
-        <w:t>{{crystal_colour}},</w:t>
-      </w:r>
-      <w:r>
-        <w:t xml:space="preserve"> </w:t>
-      </w:r>
-      <w:r>
-        <w:t>{{crystal_shape}}</w:t>
-      </w:r>
-      <w:r>
-        <w:t>-</w:t>
-      </w:r>
-      <w:r>
-        <w:t>shaped</w:t>
-      </w:r>
-      <w:r>
-        <w:t xml:space="preserve">{% </w:t>
-      </w:r>
+        <w:t xml:space="preserve">if </w:t>
+      </w:r>
+      <w:proofErr w:type="spellStart"/>
       <w:r>
         <w:rPr>
           <w:color w:val="2F5496" w:themeColor="accent1" w:themeShade="BF"/>
           <w:sz w:val="16"/>
           <w:szCs w:val="20"/>
         </w:rPr>
-        <w:t>endif</w:t>
-      </w:r>
-      <w:r>
-        <w:rPr>
+        <w:t>crystal_colour</w:t>
+      </w:r>
+      <w:proofErr w:type="spellEnd"/>
+      <w:r>
+        <w:rPr>
+          <w:color w:val="2F5496" w:themeColor="accent1" w:themeShade="BF"/>
           <w:sz w:val="16"/>
           <w:szCs w:val="20"/>
         </w:rPr>
+        <w:t xml:space="preserve"> and </w:t>
+      </w:r>
+      <w:proofErr w:type="spellStart"/>
+      <w:r>
+        <w:rPr>
+          <w:color w:val="2F5496" w:themeColor="accent1" w:themeShade="BF"/>
+          <w:sz w:val="16"/>
+          <w:szCs w:val="20"/>
+        </w:rPr>
+        <w:t>crystal_shape</w:t>
+      </w:r>
+      <w:proofErr w:type="spellEnd"/>
+      <w:r>
+        <w:t xml:space="preserve"> %} </w:t>
+      </w:r>
+      <w:r>
+        <w:t>{{</w:t>
+      </w:r>
+      <w:proofErr w:type="spellStart"/>
+      <w:r>
+        <w:t>crystal_colour</w:t>
+      </w:r>
+      <w:proofErr w:type="spellEnd"/>
+      <w:r>
+        <w:t>}},</w:t>
+      </w:r>
+      <w:r>
         <w:t xml:space="preserve"> </w:t>
       </w:r>
       <w:r>
+        <w:t>{{</w:t>
+      </w:r>
+      <w:proofErr w:type="spellStart"/>
+      <w:r>
+        <w:t>crystal_shape</w:t>
+      </w:r>
+      <w:proofErr w:type="spellEnd"/>
+      <w:r>
+        <w:t>}}</w:t>
+      </w:r>
+      <w:r>
+        <w:t>-</w:t>
+      </w:r>
+      <w:r>
+        <w:t>shaped</w:t>
+      </w:r>
+      <w:r>
+        <w:t xml:space="preserve">{% </w:t>
+      </w:r>
+      <w:r>
+        <w:rPr>
+          <w:color w:val="2F5496" w:themeColor="accent1" w:themeShade="BF"/>
+          <w:sz w:val="16"/>
+          <w:szCs w:val="20"/>
+        </w:rPr>
+        <w:t>endif</w:t>
+      </w:r>
+      <w:r>
+        <w:rPr>
+          <w:sz w:val="16"/>
+          <w:szCs w:val="20"/>
+        </w:rPr>
+        <w:t xml:space="preserve"> </w:t>
+      </w:r>
+      <w:r>
         <w:t xml:space="preserve">%} </w:t>
       </w:r>
       <w:r>
@@ -119,31 +221,82 @@
       <w:r>
         <w:t xml:space="preserve"> {% if </w:t>
       </w:r>
+      <w:proofErr w:type="spellStart"/>
       <w:r>
         <w:rPr>
           <w:sz w:val="13"/>
           <w:szCs w:val="16"/>
         </w:rPr>
-        <w:t>cif._diffrn_measurement_specimen_support</w:t>
-      </w:r>
-      <w:r>
-        <w:t xml:space="preserve"> %}</w:t>
-      </w:r>
-      <w:r>
-        <w:t>a {{</w:t>
-      </w:r>
-      <w:r>
-        <w:t xml:space="preserve"> </w:t>
-      </w:r>
+        <w:t>cif</w:t>
+      </w:r>
+      <w:proofErr w:type="spellEnd"/>
       <w:r>
         <w:rPr>
           <w:sz w:val="13"/>
           <w:szCs w:val="16"/>
         </w:rPr>
-        <w:t xml:space="preserve">cif._diffrn_measurement_specimen_support </w:t>
-      </w:r>
-      <w:r>
-        <w:t>}} with perfluoroether oil.</w:t>
+        <w:t>._</w:t>
+      </w:r>
+      <w:proofErr w:type="spellStart"/>
+      <w:r>
+        <w:rPr>
+          <w:sz w:val="13"/>
+          <w:szCs w:val="16"/>
+        </w:rPr>
+        <w:t>diffrn_measurement_specimen_support</w:t>
+      </w:r>
+      <w:proofErr w:type="spellEnd"/>
+      <w:r>
+        <w:t xml:space="preserve"> %}</w:t>
+      </w:r>
+      <w:r>
+        <w:t>a {{</w:t>
+      </w:r>
+      <w:r>
+        <w:t xml:space="preserve"> </w:t>
+      </w:r>
+      <w:proofErr w:type="spellStart"/>
+      <w:r>
+        <w:rPr>
+          <w:sz w:val="13"/>
+          <w:szCs w:val="16"/>
+        </w:rPr>
+        <w:t>cif</w:t>
+      </w:r>
+      <w:proofErr w:type="spellEnd"/>
+      <w:r>
+        <w:rPr>
+          <w:sz w:val="13"/>
+          <w:szCs w:val="16"/>
+        </w:rPr>
+        <w:t>._</w:t>
+      </w:r>
+      <w:proofErr w:type="spellStart"/>
+      <w:r>
+        <w:rPr>
+          <w:sz w:val="13"/>
+          <w:szCs w:val="16"/>
+        </w:rPr>
+        <w:t>diffrn_measurement_specimen_support</w:t>
+      </w:r>
+      <w:proofErr w:type="spellEnd"/>
+      <w:r>
+        <w:rPr>
+          <w:sz w:val="13"/>
+          <w:szCs w:val="16"/>
+        </w:rPr>
+        <w:t xml:space="preserve"> </w:t>
+      </w:r>
+      <w:r>
+        <w:t xml:space="preserve">}} with </w:t>
+      </w:r>
+      <w:proofErr w:type="spellStart"/>
+      <w:r>
+        <w:t>perfluoroether</w:t>
+      </w:r>
+      <w:proofErr w:type="spellEnd"/>
+      <w:r>
+        <w:t xml:space="preserve"> oil.</w:t>
       </w:r>
       <w:r>
         <w:t xml:space="preserve">{% else %}the goniometer.{% endif %} </w:t>
@@ -163,12 +316,28 @@
       <w:r>
         <w:t>}} were collected from a shock-cooled single crystal at {{</w:t>
       </w:r>
+      <w:proofErr w:type="spellStart"/>
       <w:r>
         <w:rPr>
           <w:sz w:val="15"/>
         </w:rPr>
-        <w:t>cif._diffrn_ambient_temperature</w:t>
-      </w:r>
+        <w:t>cif</w:t>
+      </w:r>
+      <w:proofErr w:type="spellEnd"/>
+      <w:r>
+        <w:rPr>
+          <w:sz w:val="15"/>
+        </w:rPr>
+        <w:t>._</w:t>
+      </w:r>
+      <w:proofErr w:type="spellStart"/>
+      <w:r>
+        <w:rPr>
+          <w:sz w:val="15"/>
+        </w:rPr>
+        <w:t>diffrn_ambient_temperature</w:t>
+      </w:r>
+      <w:proofErr w:type="spellEnd"/>
       <w:r>
         <w:t>}}</w:t>
       </w:r>
@@ -181,6 +350,7 @@
       <w:r>
         <w:t>{{</w:t>
       </w:r>
+      <w:proofErr w:type="spellStart"/>
       <w:r>
         <w:rPr>
           <w:sz w:val="14"/>
@@ -193,30 +363,35 @@
         </w:rPr>
         <w:t>inv_article</w:t>
       </w:r>
+      <w:proofErr w:type="spellEnd"/>
       <w:r>
         <w:t xml:space="preserve">}} </w:t>
       </w:r>
       <w:r>
         <w:t>{{</w:t>
       </w:r>
+      <w:proofErr w:type="spellStart"/>
       <w:r>
         <w:rPr>
           <w:sz w:val="14"/>
         </w:rPr>
         <w:t>diffr_type</w:t>
       </w:r>
+      <w:proofErr w:type="spellEnd"/>
       <w:r>
         <w:t>}}</w:t>
       </w:r>
       <w:r>
         <w:t xml:space="preserve"> {{</w:t>
       </w:r>
+      <w:proofErr w:type="spellStart"/>
       <w:r>
         <w:rPr>
           <w:sz w:val="12"/>
         </w:rPr>
         <w:t>diffr_device</w:t>
       </w:r>
+      <w:proofErr w:type="spellEnd"/>
       <w:r>
         <w:t>}}</w:t>
       </w:r>
@@ -226,6 +401,7 @@
       <w:r>
         <w:t>{{</w:t>
       </w:r>
+      <w:proofErr w:type="spellStart"/>
       <w:r>
         <w:rPr>
           <w:sz w:val="12"/>
@@ -238,15 +414,18 @@
         </w:rPr>
         <w:t>|inv_article</w:t>
       </w:r>
+      <w:proofErr w:type="spellEnd"/>
       <w:r>
         <w:t>}} {{</w:t>
       </w:r>
+      <w:proofErr w:type="spellStart"/>
       <w:r>
         <w:rPr>
           <w:sz w:val="14"/>
         </w:rPr>
         <w:t>diffr_source</w:t>
       </w:r>
+      <w:proofErr w:type="spellEnd"/>
       <w:r>
         <w:t>}}</w:t>
       </w:r>
@@ -274,12 +453,14 @@
       <w:r>
         <w:t>{{</w:t>
       </w:r>
+      <w:proofErr w:type="spellStart"/>
       <w:r>
         <w:rPr>
           <w:sz w:val="12"/>
         </w:rPr>
         <w:t>detector|inv_article</w:t>
       </w:r>
+      <w:proofErr w:type="spellEnd"/>
       <w:r>
         <w:t>}}</w:t>
       </w:r>
@@ -320,20 +501,29 @@
         <w:rPr>
           <w:sz w:val="12"/>
         </w:rPr>
-        <w:t>if lowtemp</w:t>
-      </w:r>
+        <w:t xml:space="preserve">if </w:t>
+      </w:r>
+      <w:proofErr w:type="spellStart"/>
       <w:r>
         <w:rPr>
           <w:sz w:val="12"/>
         </w:rPr>
+        <w:t>lowtemp</w:t>
+      </w:r>
+      <w:r>
+        <w:rPr>
+          <w:sz w:val="12"/>
+        </w:rPr>
         <w:t>_dev</w:t>
       </w:r>
+      <w:proofErr w:type="spellEnd"/>
       <w:r>
         <w:rPr>
           <w:sz w:val="12"/>
         </w:rPr>
         <w:t xml:space="preserve"> </w:t>
       </w:r>
+      <w:proofErr w:type="gramStart"/>
       <w:r>
         <w:rPr>
           <w:sz w:val="12"/>
@@ -344,17 +534,23 @@
         <w:t>}</w:t>
       </w:r>
       <w:r>
-        <w:t xml:space="preserve">was equipped with </w:t>
+        <w:t>was</w:t>
+      </w:r>
+      <w:proofErr w:type="gramEnd"/>
+      <w:r>
+        <w:t xml:space="preserve"> equipped with </w:t>
       </w:r>
       <w:r>
         <w:t>{{</w:t>
       </w:r>
+      <w:proofErr w:type="spellStart"/>
       <w:r>
         <w:rPr>
           <w:sz w:val="12"/>
         </w:rPr>
         <w:t>lowtemp_dev|inv_article</w:t>
       </w:r>
+      <w:proofErr w:type="spellEnd"/>
       <w:r>
         <w:t>}}</w:t>
       </w:r>
@@ -364,12 +560,14 @@
       <w:r>
         <w:t>{{</w:t>
       </w:r>
+      <w:proofErr w:type="spellStart"/>
       <w:r>
         <w:rPr>
           <w:sz w:val="12"/>
         </w:rPr>
         <w:t>lowtemp_dev</w:t>
       </w:r>
+      <w:proofErr w:type="spellEnd"/>
       <w:r>
         <w:t>}}</w:t>
       </w:r>
@@ -394,6 +592,7 @@
         </w:rPr>
         <w:t>endif</w:t>
       </w:r>
+      <w:proofErr w:type="gramStart"/>
       <w:r>
         <w:rPr>
           <w:sz w:val="12"/>
@@ -404,7 +603,11 @@
         <w:t>}</w:t>
       </w:r>
       <w:r>
-        <w:t xml:space="preserve">used </w:t>
+        <w:t>used</w:t>
+      </w:r>
+      <w:proofErr w:type="gramEnd"/>
+      <w:r>
+        <w:t xml:space="preserve"> </w:t>
       </w:r>
       <w:r>
         <w:t>{{</w:t>
@@ -446,6 +649,7 @@
         </w:rPr>
         <w:t>if wavelength</w:t>
       </w:r>
+      <w:proofErr w:type="gramStart"/>
       <w:r>
         <w:rPr>
           <w:sz w:val="12"/>
@@ -453,7 +657,11 @@
         <w:t>%}</w:t>
       </w:r>
       <w:r>
-        <w:t>(λ</w:t>
+        <w:t>(</w:t>
+      </w:r>
+      <w:proofErr w:type="gramEnd"/>
+      <w:r>
+        <w:t>λ</w:t>
       </w:r>
       <w:r>
         <w:t> </w:t>
@@ -480,7 +688,19 @@
         <w:t> </w:t>
       </w:r>
       <w:r>
-        <w:t>{{dist_unit}}</w:t>
+        <w:t>{{</w:t>
+      </w:r>
+      <w:proofErr w:type="spellStart"/>
+      <w:r>
+        <w:t>dist_unit</w:t>
+      </w:r>
+      <w:proofErr w:type="spellEnd"/>
+      <w:r>
+        <w:t>}</w:t>
+      </w:r>
+      <w:proofErr w:type="gramStart"/>
+      <w:r>
+        <w:t>}</w:t>
       </w:r>
       <w:r>
         <w:t>)</w:t>
@@ -489,7 +709,14 @@
         <w:rPr>
           <w:sz w:val="14"/>
         </w:rPr>
-        <w:t>{%</w:t>
+        <w:t>{</w:t>
+      </w:r>
+      <w:proofErr w:type="gramEnd"/>
+      <w:r>
+        <w:rPr>
+          <w:sz w:val="14"/>
+        </w:rPr>
+        <w:t>%</w:t>
       </w:r>
       <w:r>
         <w:rPr>
@@ -516,6 +743,7 @@
       <w:r>
         <w:t>{{</w:t>
       </w:r>
+      <w:proofErr w:type="spellStart"/>
       <w:r>
         <w:rPr>
           <w:sz w:val="15"/>
@@ -523,6 +751,7 @@
         </w:rPr>
         <w:t>integration_progr</w:t>
       </w:r>
+      <w:proofErr w:type="spellEnd"/>
       <w:r>
         <w:t>}}</w:t>
       </w:r>
@@ -532,6 +761,7 @@
       <w:r>
         <w:t>{{</w:t>
       </w:r>
+      <w:proofErr w:type="spellStart"/>
       <w:r>
         <w:rPr>
           <w:sz w:val="15"/>
@@ -539,6 +769,7 @@
         </w:rPr>
         <w:t>abstype</w:t>
       </w:r>
+      <w:proofErr w:type="spellEnd"/>
       <w:r>
         <w:t>}}</w:t>
       </w:r>
@@ -548,6 +779,7 @@
       <w:r>
         <w:t>{{</w:t>
       </w:r>
+      <w:proofErr w:type="spellStart"/>
       <w:r>
         <w:rPr>
           <w:sz w:val="15"/>
@@ -555,6 +787,7 @@
         </w:rPr>
         <w:t>abs_details</w:t>
       </w:r>
+      <w:proofErr w:type="spellEnd"/>
       <w:r>
         <w:t>}}</w:t>
       </w:r>
@@ -678,6 +911,7 @@
       <w:r>
         <w:t>{{</w:t>
       </w:r>
+      <w:proofErr w:type="spellStart"/>
       <w:r>
         <w:rPr>
           <w:sz w:val="15"/>
@@ -685,6 +919,7 @@
         </w:rPr>
         <w:t>solution_method</w:t>
       </w:r>
+      <w:proofErr w:type="spellEnd"/>
       <w:r>
         <w:t>}}</w:t>
       </w:r>
@@ -698,7 +933,15 @@
         <w:t xml:space="preserve">with </w:t>
       </w:r>
       <w:r>
-        <w:t xml:space="preserve">{{solution_program}} </w:t>
+        <w:t>{{</w:t>
+      </w:r>
+      <w:proofErr w:type="spellStart"/>
+      <w:r>
+        <w:t>solution_program</w:t>
+      </w:r>
+      <w:proofErr w:type="spellEnd"/>
+      <w:r>
+        <w:t xml:space="preserve">}} </w:t>
       </w:r>
       <w:r>
         <w:t xml:space="preserve">and refined </w:t>
@@ -779,6 +1022,7 @@
       <w:r>
         <w:t xml:space="preserve"> {{</w:t>
       </w:r>
+      <w:proofErr w:type="spellStart"/>
       <w:r>
         <w:rPr>
           <w:sz w:val="13"/>
@@ -786,6 +1030,7 @@
         </w:rPr>
         <w:t>atoms_refinement</w:t>
       </w:r>
+      <w:proofErr w:type="spellEnd"/>
       <w:r>
         <w:t>}}</w:t>
       </w:r>
@@ -822,6 +1067,7 @@
         </w:rPr>
         <w:t xml:space="preserve"> </w:t>
       </w:r>
+      <w:proofErr w:type="spellStart"/>
       <w:r>
         <w:rPr>
           <w:color w:val="70AD47" w:themeColor="accent6"/>
@@ -830,6 +1076,7 @@
         </w:rPr>
         <w:t>cif.hydrogen_atoms_present</w:t>
       </w:r>
+      <w:proofErr w:type="spellEnd"/>
       <w:r>
         <w:rPr>
           <w:color w:val="70AD47" w:themeColor="accent6"/>
@@ -857,6 +1104,7 @@
       <w:r>
         <w:t xml:space="preserve"> </w:t>
       </w:r>
+      <w:proofErr w:type="spellStart"/>
       <w:r>
         <w:rPr>
           <w:sz w:val="13"/>
@@ -864,6 +1112,7 @@
         </w:rPr>
         <w:t>hydrogen_atoms</w:t>
       </w:r>
+      <w:proofErr w:type="spellEnd"/>
       <w:r>
         <w:t xml:space="preserve"> }}</w:t>
       </w:r>
@@ -934,82 +1183,16 @@
           <w:sz w:val="15"/>
           <w:szCs w:val="18"/>
         </w:rPr>
-        <w:t>if cif.</w:t>
-      </w:r>
+        <w:t xml:space="preserve">if </w:t>
+      </w:r>
+      <w:proofErr w:type="spellStart"/>
       <w:r>
         <w:rPr>
           <w:color w:val="ED7D31" w:themeColor="accent2"/>
           <w:sz w:val="15"/>
           <w:szCs w:val="18"/>
         </w:rPr>
-        <w:t>disorder_present</w:t>
-      </w:r>
-      <w:r>
-        <w:rPr>
-          <w:sz w:val="15"/>
-          <w:szCs w:val="18"/>
-        </w:rPr>
-        <w:t xml:space="preserve"> </w:t>
-      </w:r>
-      <w:r>
-        <w:t>%}{{ disorder_descr }}</w:t>
-      </w:r>
-      <w:r>
-        <w:t>{%</w:t>
-      </w:r>
-      <w:r>
-        <w:rPr>
-          <w:sz w:val="15"/>
-          <w:szCs w:val="18"/>
-        </w:rPr>
-        <w:t xml:space="preserve"> if cif.dsr_used </w:t>
-      </w:r>
-      <w:r>
-        <w:t>%}</w:t>
-      </w:r>
-      <w:r>
-        <w:rPr>
-          <w:vertAlign w:val="superscript"/>
-        </w:rPr>
-        <w:t>[</w:t>
-      </w:r>
-      <w:r>
-        <w:rPr>
-          <w:vertAlign w:val="superscript"/>
-        </w:rPr>
-        <w:t>{{ literature.dsr|ref_num }}</w:t>
-      </w:r>
-      <w:r>
-        <w:rPr>
-          <w:vertAlign w:val="superscript"/>
-        </w:rPr>
-        <w:t>]</w:t>
-      </w:r>
-      <w:r>
-        <w:t xml:space="preserve"> {</w:t>
-      </w:r>
-      <w:r>
-        <w:t>%</w:t>
-      </w:r>
-      <w:r>
-        <w:rPr>
-          <w:sz w:val="15"/>
-          <w:szCs w:val="18"/>
-        </w:rPr>
-        <w:t>endif</w:t>
-      </w:r>
-      <w:r>
-        <w:t>%}</w:t>
-      </w:r>
-      <w:r>
-        <w:t>{%</w:t>
-      </w:r>
-      <w:r>
-        <w:rPr>
-          <w:sz w:val="15"/>
-          <w:szCs w:val="18"/>
-        </w:rPr>
-        <w:t xml:space="preserve"> </w:t>
+        <w:t>cif.</w:t>
       </w:r>
       <w:r>
         <w:rPr>
@@ -1017,8 +1200,9 @@
           <w:sz w:val="15"/>
           <w:szCs w:val="18"/>
         </w:rPr>
-        <w:t>endif</w:t>
-      </w:r>
+        <w:t>disorder_present</w:t>
+      </w:r>
+      <w:proofErr w:type="spellEnd"/>
       <w:r>
         <w:rPr>
           <w:sz w:val="15"/>
@@ -1027,9 +1211,122 @@
         <w:t xml:space="preserve"> </w:t>
       </w:r>
       <w:r>
+        <w:t xml:space="preserve">%}{{ </w:t>
+      </w:r>
+      <w:proofErr w:type="spellStart"/>
+      <w:r>
+        <w:t>disorder_descr</w:t>
+      </w:r>
+      <w:proofErr w:type="spellEnd"/>
+      <w:r>
+        <w:t xml:space="preserve"> }}</w:t>
+      </w:r>
+      <w:r>
+        <w:t>{%</w:t>
+      </w:r>
+      <w:r>
+        <w:rPr>
+          <w:sz w:val="15"/>
+          <w:szCs w:val="18"/>
+        </w:rPr>
+        <w:t xml:space="preserve"> if </w:t>
+      </w:r>
+      <w:proofErr w:type="spellStart"/>
+      <w:r>
+        <w:rPr>
+          <w:sz w:val="15"/>
+          <w:szCs w:val="18"/>
+        </w:rPr>
+        <w:t>cif.dsr_used</w:t>
+      </w:r>
+      <w:proofErr w:type="spellEnd"/>
+      <w:r>
+        <w:rPr>
+          <w:sz w:val="15"/>
+          <w:szCs w:val="18"/>
+        </w:rPr>
+        <w:t xml:space="preserve"> </w:t>
+      </w:r>
+      <w:r>
         <w:t>%}</w:t>
       </w:r>
       <w:r>
+        <w:rPr>
+          <w:vertAlign w:val="superscript"/>
+        </w:rPr>
+        <w:t>[</w:t>
+      </w:r>
+      <w:r>
+        <w:rPr>
+          <w:vertAlign w:val="superscript"/>
+        </w:rPr>
+        <w:t xml:space="preserve">{{ </w:t>
+      </w:r>
+      <w:proofErr w:type="spellStart"/>
+      <w:r>
+        <w:rPr>
+          <w:vertAlign w:val="superscript"/>
+        </w:rPr>
+        <w:t>literature.dsr|ref_num</w:t>
+      </w:r>
+      <w:proofErr w:type="spellEnd"/>
+      <w:r>
+        <w:rPr>
+          <w:vertAlign w:val="superscript"/>
+        </w:rPr>
+        <w:t xml:space="preserve"> }}</w:t>
+      </w:r>
+      <w:r>
+        <w:rPr>
+          <w:vertAlign w:val="superscript"/>
+        </w:rPr>
+        <w:t>]</w:t>
+      </w:r>
+      <w:r>
+        <w:t xml:space="preserve"> {</w:t>
+      </w:r>
+      <w:r>
+        <w:t>%</w:t>
+      </w:r>
+      <w:r>
+        <w:rPr>
+          <w:sz w:val="15"/>
+          <w:szCs w:val="18"/>
+        </w:rPr>
+        <w:t>endif</w:t>
+      </w:r>
+      <w:r>
+        <w:t>%}</w:t>
+      </w:r>
+      <w:r>
+        <w:t>{%</w:t>
+      </w:r>
+      <w:r>
+        <w:rPr>
+          <w:sz w:val="15"/>
+          <w:szCs w:val="18"/>
+        </w:rPr>
+        <w:t xml:space="preserve"> </w:t>
+      </w:r>
+      <w:r>
+        <w:rPr>
+          <w:color w:val="ED7D31" w:themeColor="accent2"/>
+          <w:sz w:val="15"/>
+          <w:szCs w:val="18"/>
+        </w:rPr>
+        <w:t>endif</w:t>
+      </w:r>
+      <w:r>
+        <w:rPr>
+          <w:sz w:val="15"/>
+          <w:szCs w:val="18"/>
+        </w:rPr>
+        <w:t xml:space="preserve"> </w:t>
+      </w:r>
+      <w:r>
+        <w:t>%}</w:t>
+      </w:r>
+      <w:r>
         <w:t>Crystallographic data for the structures reported in this paper have been deposited with the Cambridge Crystallographic Data Centre.</w:t>
       </w:r>
       <w:r>
@@ -1042,19 +1339,33 @@
         <w:rPr>
           <w:vertAlign w:val="superscript"/>
         </w:rPr>
-        <w:t>{{ literature.</w:t>
-      </w:r>
+        <w:t xml:space="preserve">{{ </w:t>
+      </w:r>
+      <w:proofErr w:type="spellStart"/>
       <w:r>
         <w:rPr>
           <w:vertAlign w:val="superscript"/>
         </w:rPr>
+        <w:t>literature.</w:t>
+      </w:r>
+      <w:r>
+        <w:rPr>
+          <w:vertAlign w:val="superscript"/>
+        </w:rPr>
         <w:t>ccdc</w:t>
       </w:r>
       <w:r>
         <w:rPr>
           <w:vertAlign w:val="superscript"/>
         </w:rPr>
-        <w:t>|ref_num }}</w:t>
+        <w:t>|ref_num</w:t>
+      </w:r>
+      <w:proofErr w:type="spellEnd"/>
+      <w:r>
+        <w:rPr>
+          <w:vertAlign w:val="superscript"/>
+        </w:rPr>
+        <w:t xml:space="preserve"> }}</w:t>
       </w:r>
       <w:r>
         <w:rPr>
@@ -1114,53 +1425,75 @@
         </w:rPr>
         <w:t xml:space="preserve">f </w:t>
       </w:r>
+      <w:proofErr w:type="spellStart"/>
       <w:r>
         <w:rPr>
           <w:color w:val="00B0F0"/>
           <w:sz w:val="16"/>
           <w:szCs w:val="16"/>
         </w:rPr>
-        <w:t>cif.</w:t>
-      </w:r>
-      <w:r>
-        <w:t xml:space="preserve"> </w:t>
-      </w:r>
+        <w:t>cif</w:t>
+      </w:r>
+      <w:proofErr w:type="spellEnd"/>
       <w:r>
         <w:rPr>
           <w:color w:val="00B0F0"/>
           <w:sz w:val="16"/>
           <w:szCs w:val="16"/>
         </w:rPr>
-        <w:t>_database_code_depnum_ccdc_archive</w:t>
-      </w:r>
-      <w:r>
-        <w:rPr>
+        <w:t>.</w:t>
+      </w:r>
+      <w:r>
+        <w:t xml:space="preserve"> </w:t>
+      </w:r>
+      <w:r>
+        <w:rPr>
+          <w:color w:val="00B0F0"/>
           <w:sz w:val="16"/>
           <w:szCs w:val="16"/>
         </w:rPr>
-        <w:t xml:space="preserve"> </w:t>
-      </w:r>
-      <w:r>
-        <w:rPr>
+        <w:t>_</w:t>
+      </w:r>
+      <w:proofErr w:type="spellStart"/>
+      <w:r>
+        <w:rPr>
+          <w:color w:val="00B0F0"/>
           <w:sz w:val="16"/>
           <w:szCs w:val="16"/>
         </w:rPr>
-        <w:t>-</w:t>
-      </w:r>
+        <w:t>database_code_depnum_ccdc_archive</w:t>
+      </w:r>
+      <w:proofErr w:type="spellEnd"/>
       <w:r>
         <w:rPr>
           <w:sz w:val="16"/>
           <w:szCs w:val="16"/>
         </w:rPr>
-        <w:t>%</w:t>
-      </w:r>
+        <w:t xml:space="preserve"> </w:t>
+      </w:r>
+      <w:proofErr w:type="gramStart"/>
       <w:r>
         <w:rPr>
           <w:sz w:val="16"/>
           <w:szCs w:val="16"/>
         </w:rPr>
+        <w:t>-</w:t>
+      </w:r>
+      <w:r>
+        <w:rPr>
+          <w:sz w:val="16"/>
+          <w:szCs w:val="16"/>
+        </w:rPr>
+        <w:t>%</w:t>
+      </w:r>
+      <w:r>
+        <w:rPr>
+          <w:sz w:val="16"/>
+          <w:szCs w:val="16"/>
+        </w:rPr>
         <w:t>}</w:t>
       </w:r>
+      <w:proofErr w:type="gramEnd"/>
     </w:p>
     <w:p>
       <w:pPr>
@@ -1169,6 +1502,7 @@
           <w:lang w:val="fr-FR"/>
         </w:rPr>
       </w:pPr>
+      <w:proofErr w:type="gramStart"/>
       <w:r>
         <w:rPr>
           <w:lang w:val="fr-FR"/>
@@ -1181,23 +1515,54 @@
         </w:rPr>
         <w:t xml:space="preserve"> </w:t>
       </w:r>
+      <w:proofErr w:type="spellStart"/>
       <w:r>
         <w:rPr>
           <w:lang w:val="fr-FR"/>
         </w:rPr>
-        <w:t>cif._database_code_depnum_ccdc_archive</w:t>
-      </w:r>
+        <w:t>cif</w:t>
+      </w:r>
+      <w:proofErr w:type="spellEnd"/>
+      <w:proofErr w:type="gramEnd"/>
       <w:r>
         <w:rPr>
           <w:lang w:val="fr-FR"/>
         </w:rPr>
+        <w:t>._</w:t>
+      </w:r>
+      <w:proofErr w:type="spellStart"/>
+      <w:r>
+        <w:rPr>
+          <w:lang w:val="fr-FR"/>
+        </w:rPr>
+        <w:t>database_code_depnum_ccdc_</w:t>
+      </w:r>
+      <w:proofErr w:type="gramStart"/>
+      <w:r>
+        <w:rPr>
+          <w:lang w:val="fr-FR"/>
+        </w:rPr>
+        <w:t>archive</w:t>
+      </w:r>
+      <w:proofErr w:type="spellEnd"/>
+      <w:r>
+        <w:rPr>
+          <w:lang w:val="fr-FR"/>
+        </w:rPr>
         <w:t xml:space="preserve"> </w:t>
       </w:r>
       <w:r>
         <w:rPr>
           <w:lang w:val="fr-FR"/>
         </w:rPr>
-        <w:t>}}</w:t>
+        <w:t>}</w:t>
+      </w:r>
+      <w:proofErr w:type="gramEnd"/>
+      <w:r>
+        <w:rPr>
+          <w:lang w:val="fr-FR"/>
+        </w:rPr>
+        <w:t>}</w:t>
       </w:r>
       <w:r>
         <w:rPr>
@@ -1250,6 +1615,7 @@
         </w:rPr>
         <w:t xml:space="preserve"> </w:t>
       </w:r>
+      <w:proofErr w:type="gramStart"/>
       <w:r>
         <w:rPr>
           <w:sz w:val="16"/>
@@ -1271,6 +1637,7 @@
         </w:rPr>
         <w:t>}</w:t>
       </w:r>
+      <w:proofErr w:type="gramEnd"/>
       <w:r>
         <w:t>??????</w:t>
       </w:r>
@@ -1313,6 +1680,7 @@
         </w:rPr>
         <w:t xml:space="preserve"> </w:t>
       </w:r>
+      <w:proofErr w:type="gramStart"/>
       <w:r>
         <w:rPr>
           <w:sz w:val="16"/>
@@ -1334,6 +1702,7 @@
         </w:rPr>
         <w:t>}</w:t>
       </w:r>
+      <w:proofErr w:type="gramEnd"/>
     </w:p>
     <w:p>
       <w:pPr>
@@ -1349,7 +1718,11 @@
         <w:t>‌</w:t>
       </w:r>
       <w:r>
-        <w:t>structures. This report and the CIF file were generated using FinalCif.</w:t>
+        <w:t xml:space="preserve">structures. This report and the CIF file were generated using </w:t>
+      </w:r>
+      <w:proofErr w:type="gramStart"/>
+      <w:r>
+        <w:t>FinalCif.</w:t>
       </w:r>
       <w:r>
         <w:rPr>
@@ -1357,11 +1730,34 @@
         </w:rPr>
         <w:t>[</w:t>
       </w:r>
+      <w:proofErr w:type="gramEnd"/>
       <w:r>
         <w:rPr>
           <w:vertAlign w:val="superscript"/>
         </w:rPr>
-        <w:t>{{literature.finalcif|ref_num}}</w:t>
+        <w:t>{{</w:t>
+      </w:r>
+      <w:proofErr w:type="spellStart"/>
+      <w:proofErr w:type="gramStart"/>
+      <w:r>
+        <w:rPr>
+          <w:vertAlign w:val="superscript"/>
+        </w:rPr>
+        <w:t>literature.finalcif</w:t>
+      </w:r>
+      <w:proofErr w:type="gramEnd"/>
+      <w:r>
+        <w:rPr>
+          <w:vertAlign w:val="superscript"/>
+        </w:rPr>
+        <w:t>|ref_num</w:t>
+      </w:r>
+      <w:proofErr w:type="spellEnd"/>
+      <w:r>
+        <w:rPr>
+          <w:vertAlign w:val="superscript"/>
+        </w:rPr>
+        <w:t>}}</w:t>
       </w:r>
       <w:r>
         <w:rPr>
@@ -1422,6 +1818,7 @@
       <w:r>
         <w:t xml:space="preserve"> </w:t>
       </w:r>
+      <w:proofErr w:type="gramStart"/>
       <w:r>
         <w:t>{{</w:t>
       </w:r>
@@ -1429,7 +1826,11 @@
         <w:t xml:space="preserve"> </w:t>
       </w:r>
       <w:r>
-        <w:t xml:space="preserve">cif.block.name </w:t>
+        <w:t>cif.block.name</w:t>
+      </w:r>
+      <w:proofErr w:type="gramEnd"/>
+      <w:r>
+        <w:t xml:space="preserve"> </w:t>
       </w:r>
       <w:r>
         <w:t>}}</w:t>
@@ -1442,8 +1843,8 @@
         <w:tblLook w:val="04A0" w:firstRow="1" w:lastRow="0" w:firstColumn="1" w:lastColumn="0" w:noHBand="0" w:noVBand="1"/>
       </w:tblPr>
       <w:tblGrid>
-        <w:gridCol w:w="2267"/>
-        <w:gridCol w:w="2267"/>
+        <w:gridCol w:w="2405"/>
+        <w:gridCol w:w="2129"/>
       </w:tblGrid>
       <w:tr>
         <w:trPr>
@@ -1451,7 +1852,7 @@
         </w:trPr>
         <w:tc>
           <w:tcPr>
-            <w:tcW w:w="2267" w:type="dxa"/>
+            <w:tcW w:w="2405" w:type="dxa"/>
           </w:tcPr>
           <w:p>
             <w:pPr>
@@ -1464,7 +1865,7 @@
         </w:tc>
         <w:tc>
           <w:tcPr>
-            <w:tcW w:w="2267" w:type="dxa"/>
+            <w:tcW w:w="2129" w:type="dxa"/>
           </w:tcPr>
           <w:p>
             <w:pPr>
@@ -1473,20 +1874,42 @@
                 <w:lang w:val="fr-FR"/>
               </w:rPr>
             </w:pPr>
+            <w:proofErr w:type="gramStart"/>
             <w:r>
               <w:rPr>
                 <w:lang w:val="fr-FR"/>
               </w:rPr>
               <w:t xml:space="preserve">{{ </w:t>
             </w:r>
+            <w:proofErr w:type="spellStart"/>
             <w:r>
               <w:rPr>
                 <w:sz w:val="8"/>
                 <w:szCs w:val="20"/>
                 <w:lang w:val="fr-FR"/>
               </w:rPr>
-              <w:t>cif._database_code_depnum_ccdc_archive</w:t>
-            </w:r>
+              <w:t>cif</w:t>
+            </w:r>
+            <w:proofErr w:type="spellEnd"/>
+            <w:proofErr w:type="gramEnd"/>
+            <w:r>
+              <w:rPr>
+                <w:sz w:val="8"/>
+                <w:szCs w:val="20"/>
+                <w:lang w:val="fr-FR"/>
+              </w:rPr>
+              <w:t>._</w:t>
+            </w:r>
+            <w:proofErr w:type="spellStart"/>
+            <w:r>
+              <w:rPr>
+                <w:sz w:val="8"/>
+                <w:szCs w:val="20"/>
+                <w:lang w:val="fr-FR"/>
+              </w:rPr>
+              <w:t>database_code_depnum_ccdc_archive</w:t>
+            </w:r>
+            <w:proofErr w:type="spellEnd"/>
             <w:r>
               <w:rPr>
                 <w:sz w:val="10"/>
@@ -1509,7 +1932,7 @@
         </w:trPr>
         <w:tc>
           <w:tcPr>
-            <w:tcW w:w="2267" w:type="dxa"/>
+            <w:tcW w:w="2405" w:type="dxa"/>
           </w:tcPr>
           <w:p>
             <w:pPr>
@@ -1522,21 +1945,31 @@
         </w:tc>
         <w:tc>
           <w:tcPr>
-            <w:tcW w:w="2267" w:type="dxa"/>
+            <w:tcW w:w="2129" w:type="dxa"/>
           </w:tcPr>
           <w:p>
             <w:pPr>
               <w:pStyle w:val="tabletext"/>
             </w:pPr>
+            <w:proofErr w:type="gramStart"/>
             <w:r>
               <w:t xml:space="preserve">{{ </w:t>
             </w:r>
+            <w:proofErr w:type="spellStart"/>
             <w:r>
               <w:rPr>
                 <w:sz w:val="12"/>
               </w:rPr>
-              <w:t>sum_formula</w:t>
-            </w:r>
+              <w:t>sum</w:t>
+            </w:r>
+            <w:proofErr w:type="gramEnd"/>
+            <w:r>
+              <w:rPr>
+                <w:sz w:val="12"/>
+              </w:rPr>
+              <w:t>_formula</w:t>
+            </w:r>
+            <w:proofErr w:type="spellEnd"/>
             <w:r>
               <w:t xml:space="preserve"> }}</w:t>
             </w:r>
@@ -1549,7 +1982,7 @@
         </w:trPr>
         <w:tc>
           <w:tcPr>
-            <w:tcW w:w="2267" w:type="dxa"/>
+            <w:tcW w:w="2405" w:type="dxa"/>
           </w:tcPr>
           <w:p>
             <w:pPr>
@@ -1562,7 +1995,7 @@
         </w:tc>
         <w:tc>
           <w:tcPr>
-            <w:tcW w:w="2267" w:type="dxa"/>
+            <w:tcW w:w="2129" w:type="dxa"/>
           </w:tcPr>
           <w:p>
             <w:pPr>
@@ -1571,12 +2004,30 @@
             <w:r>
               <w:t>{{</w:t>
             </w:r>
+            <w:proofErr w:type="spellStart"/>
+            <w:proofErr w:type="gramStart"/>
             <w:r>
               <w:rPr>
                 <w:sz w:val="10"/>
               </w:rPr>
-              <w:t>cif._chemical_formula_weight</w:t>
-            </w:r>
+              <w:t>cif</w:t>
+            </w:r>
+            <w:proofErr w:type="spellEnd"/>
+            <w:r>
+              <w:rPr>
+                <w:sz w:val="10"/>
+              </w:rPr>
+              <w:t>._</w:t>
+            </w:r>
+            <w:proofErr w:type="spellStart"/>
+            <w:proofErr w:type="gramEnd"/>
+            <w:r>
+              <w:rPr>
+                <w:sz w:val="10"/>
+              </w:rPr>
+              <w:t>chemical_formula_weight</w:t>
+            </w:r>
+            <w:proofErr w:type="spellEnd"/>
             <w:r>
               <w:rPr>
                 <w:sz w:val="10"/>
@@ -1595,7 +2046,7 @@
         </w:trPr>
         <w:tc>
           <w:tcPr>
-            <w:tcW w:w="2267" w:type="dxa"/>
+            <w:tcW w:w="2405" w:type="dxa"/>
           </w:tcPr>
           <w:p>
             <w:pPr>
@@ -1608,24 +2059,42 @@
         </w:tc>
         <w:tc>
           <w:tcPr>
-            <w:tcW w:w="2267" w:type="dxa"/>
+            <w:tcW w:w="2129" w:type="dxa"/>
           </w:tcPr>
           <w:p>
             <w:pPr>
               <w:pStyle w:val="tabletext"/>
             </w:pPr>
+            <w:proofErr w:type="gramStart"/>
             <w:r>
               <w:t>{{</w:t>
             </w:r>
             <w:r>
               <w:t xml:space="preserve"> </w:t>
             </w:r>
+            <w:proofErr w:type="spellStart"/>
             <w:r>
               <w:rPr>
                 <w:sz w:val="10"/>
               </w:rPr>
-              <w:t>cif._diffrn_ambient_temperature</w:t>
-            </w:r>
+              <w:t>cif</w:t>
+            </w:r>
+            <w:proofErr w:type="spellEnd"/>
+            <w:proofErr w:type="gramEnd"/>
+            <w:r>
+              <w:rPr>
+                <w:sz w:val="10"/>
+              </w:rPr>
+              <w:t>._</w:t>
+            </w:r>
+            <w:proofErr w:type="spellStart"/>
+            <w:r>
+              <w:rPr>
+                <w:sz w:val="10"/>
+              </w:rPr>
+              <w:t>diffrn_ambient_temperature</w:t>
+            </w:r>
+            <w:proofErr w:type="spellEnd"/>
             <w:r>
               <w:rPr>
                 <w:sz w:val="10"/>
@@ -1644,7 +2113,7 @@
         </w:trPr>
         <w:tc>
           <w:tcPr>
-            <w:tcW w:w="2267" w:type="dxa"/>
+            <w:tcW w:w="2405" w:type="dxa"/>
           </w:tcPr>
           <w:p>
             <w:pPr>
@@ -1657,20 +2126,44 @@
         </w:tc>
         <w:tc>
           <w:tcPr>
-            <w:tcW w:w="2267" w:type="dxa"/>
+            <w:tcW w:w="2129" w:type="dxa"/>
           </w:tcPr>
           <w:p>
             <w:pPr>
               <w:pStyle w:val="tabletext"/>
             </w:pPr>
+            <w:proofErr w:type="gramStart"/>
             <w:r>
               <w:t xml:space="preserve">{{ </w:t>
             </w:r>
+            <w:proofErr w:type="spellStart"/>
             <w:r>
               <w:rPr>
                 <w:sz w:val="10"/>
               </w:rPr>
-              <w:t xml:space="preserve">cif._space_group_crystal_system </w:t>
+              <w:t>cif</w:t>
+            </w:r>
+            <w:proofErr w:type="spellEnd"/>
+            <w:proofErr w:type="gramEnd"/>
+            <w:r>
+              <w:rPr>
+                <w:sz w:val="10"/>
+              </w:rPr>
+              <w:t>._</w:t>
+            </w:r>
+            <w:proofErr w:type="spellStart"/>
+            <w:r>
+              <w:rPr>
+                <w:sz w:val="10"/>
+              </w:rPr>
+              <w:t>space_group_crystal_system</w:t>
+            </w:r>
+            <w:proofErr w:type="spellEnd"/>
+            <w:r>
+              <w:rPr>
+                <w:sz w:val="10"/>
+              </w:rPr>
+              <w:t xml:space="preserve"> </w:t>
             </w:r>
             <w:r>
               <w:t>}}</w:t>
@@ -1684,7 +2177,7 @@
         </w:trPr>
         <w:tc>
           <w:tcPr>
-            <w:tcW w:w="2267" w:type="dxa"/>
+            <w:tcW w:w="2405" w:type="dxa"/>
           </w:tcPr>
           <w:p>
             <w:pPr>
@@ -1697,7 +2190,7 @@
         </w:tc>
         <w:tc>
           <w:tcPr>
-            <w:tcW w:w="2267" w:type="dxa"/>
+            <w:tcW w:w="2129" w:type="dxa"/>
           </w:tcPr>
           <w:p>
             <w:pPr>
@@ -1709,12 +2202,14 @@
             <w:r>
               <w:t xml:space="preserve">p </w:t>
             </w:r>
+            <w:proofErr w:type="spellStart"/>
             <w:r>
               <w:rPr>
                 <w:sz w:val="10"/>
               </w:rPr>
               <w:t>space_group</w:t>
             </w:r>
+            <w:proofErr w:type="spellEnd"/>
             <w:r>
               <w:t>}</w:t>
             </w:r>
@@ -1724,18 +2219,29 @@
             <w:r>
               <w:t xml:space="preserve"> </w:t>
             </w:r>
+            <w:proofErr w:type="gramStart"/>
             <w:r>
               <w:t>{{</w:t>
             </w:r>
             <w:r>
               <w:t xml:space="preserve"> </w:t>
             </w:r>
+            <w:proofErr w:type="spellStart"/>
             <w:r>
               <w:rPr>
                 <w:sz w:val="16"/>
                 <w:szCs w:val="20"/>
               </w:rPr>
-              <w:t xml:space="preserve">itnum </w:t>
+              <w:t>itnum</w:t>
+            </w:r>
+            <w:proofErr w:type="spellEnd"/>
+            <w:proofErr w:type="gramEnd"/>
+            <w:r>
+              <w:rPr>
+                <w:sz w:val="16"/>
+                <w:szCs w:val="20"/>
+              </w:rPr>
+              <w:t xml:space="preserve"> </w:t>
             </w:r>
             <w:r>
               <w:t>}}</w:t>
@@ -1749,12 +2255,13 @@
         </w:trPr>
         <w:tc>
           <w:tcPr>
-            <w:tcW w:w="2267" w:type="dxa"/>
+            <w:tcW w:w="2405" w:type="dxa"/>
           </w:tcPr>
           <w:p>
             <w:pPr>
               <w:pStyle w:val="tabletext"/>
             </w:pPr>
+            <w:proofErr w:type="gramStart"/>
             <w:r>
               <w:rPr>
                 <w:i/>
@@ -1765,7 +2272,16 @@
               <w:t xml:space="preserve"> [</w:t>
             </w:r>
             <w:r>
-              <w:t>{{dist_unit}}</w:t>
+              <w:t>{{</w:t>
+            </w:r>
+            <w:proofErr w:type="spellStart"/>
+            <w:proofErr w:type="gramEnd"/>
+            <w:r>
+              <w:t>dist_unit</w:t>
+            </w:r>
+            <w:proofErr w:type="spellEnd"/>
+            <w:r>
+              <w:t>}}</w:t>
             </w:r>
             <w:r>
               <w:t>]</w:t>
@@ -1774,23 +2290,47 @@
         </w:tc>
         <w:tc>
           <w:tcPr>
-            <w:tcW w:w="2267" w:type="dxa"/>
+            <w:tcW w:w="2129" w:type="dxa"/>
           </w:tcPr>
           <w:p>
             <w:pPr>
               <w:pStyle w:val="tabletext"/>
             </w:pPr>
+            <w:proofErr w:type="gramStart"/>
             <w:r>
               <w:t>{{</w:t>
             </w:r>
             <w:r>
               <w:t xml:space="preserve"> </w:t>
             </w:r>
+            <w:proofErr w:type="spellStart"/>
             <w:r>
               <w:rPr>
                 <w:sz w:val="12"/>
               </w:rPr>
-              <w:t xml:space="preserve">cif._cell_length_a </w:t>
+              <w:t>cif</w:t>
+            </w:r>
+            <w:proofErr w:type="spellEnd"/>
+            <w:proofErr w:type="gramEnd"/>
+            <w:r>
+              <w:rPr>
+                <w:sz w:val="12"/>
+              </w:rPr>
+              <w:t>._</w:t>
+            </w:r>
+            <w:proofErr w:type="spellStart"/>
+            <w:r>
+              <w:rPr>
+                <w:sz w:val="12"/>
+              </w:rPr>
+              <w:t>cell_length_a</w:t>
+            </w:r>
+            <w:proofErr w:type="spellEnd"/>
+            <w:r>
+              <w:rPr>
+                <w:sz w:val="12"/>
+              </w:rPr>
+              <w:t xml:space="preserve"> </w:t>
             </w:r>
             <w:r>
               <w:t>}}</w:t>
@@ -1804,12 +2344,13 @@
         </w:trPr>
         <w:tc>
           <w:tcPr>
-            <w:tcW w:w="2267" w:type="dxa"/>
+            <w:tcW w:w="2405" w:type="dxa"/>
           </w:tcPr>
           <w:p>
             <w:pPr>
               <w:pStyle w:val="tabletext"/>
             </w:pPr>
+            <w:proofErr w:type="gramStart"/>
             <w:r>
               <w:rPr>
                 <w:i/>
@@ -1820,7 +2361,16 @@
               <w:t xml:space="preserve"> [</w:t>
             </w:r>
             <w:r>
-              <w:t>{{dist_unit}}</w:t>
+              <w:t>{{</w:t>
+            </w:r>
+            <w:proofErr w:type="spellStart"/>
+            <w:proofErr w:type="gramEnd"/>
+            <w:r>
+              <w:t>dist_unit</w:t>
+            </w:r>
+            <w:proofErr w:type="spellEnd"/>
+            <w:r>
+              <w:t>}}</w:t>
             </w:r>
             <w:r>
               <w:t>]</w:t>
@@ -1829,23 +2379,47 @@
         </w:tc>
         <w:tc>
           <w:tcPr>
-            <w:tcW w:w="2267" w:type="dxa"/>
+            <w:tcW w:w="2129" w:type="dxa"/>
           </w:tcPr>
           <w:p>
             <w:pPr>
               <w:pStyle w:val="tabletext"/>
             </w:pPr>
+            <w:proofErr w:type="gramStart"/>
             <w:r>
               <w:t>{{</w:t>
             </w:r>
             <w:r>
               <w:t xml:space="preserve"> </w:t>
             </w:r>
+            <w:proofErr w:type="spellStart"/>
             <w:r>
               <w:rPr>
                 <w:sz w:val="12"/>
               </w:rPr>
-              <w:t xml:space="preserve">cif._cell_length_b </w:t>
+              <w:t>cif</w:t>
+            </w:r>
+            <w:proofErr w:type="spellEnd"/>
+            <w:proofErr w:type="gramEnd"/>
+            <w:r>
+              <w:rPr>
+                <w:sz w:val="12"/>
+              </w:rPr>
+              <w:t>._</w:t>
+            </w:r>
+            <w:proofErr w:type="spellStart"/>
+            <w:r>
+              <w:rPr>
+                <w:sz w:val="12"/>
+              </w:rPr>
+              <w:t>cell_length_b</w:t>
+            </w:r>
+            <w:proofErr w:type="spellEnd"/>
+            <w:r>
+              <w:rPr>
+                <w:sz w:val="12"/>
+              </w:rPr>
+              <w:t xml:space="preserve"> </w:t>
             </w:r>
             <w:r>
               <w:t>}}</w:t>
@@ -1859,12 +2433,13 @@
         </w:trPr>
         <w:tc>
           <w:tcPr>
-            <w:tcW w:w="2267" w:type="dxa"/>
+            <w:tcW w:w="2405" w:type="dxa"/>
           </w:tcPr>
           <w:p>
             <w:pPr>
               <w:pStyle w:val="tabletext"/>
             </w:pPr>
+            <w:proofErr w:type="gramStart"/>
             <w:r>
               <w:rPr>
                 <w:i/>
@@ -1875,7 +2450,16 @@
               <w:t xml:space="preserve"> [</w:t>
             </w:r>
             <w:r>
-              <w:t>{{dist_unit}}</w:t>
+              <w:t>{{</w:t>
+            </w:r>
+            <w:proofErr w:type="spellStart"/>
+            <w:proofErr w:type="gramEnd"/>
+            <w:r>
+              <w:t>dist_unit</w:t>
+            </w:r>
+            <w:proofErr w:type="spellEnd"/>
+            <w:r>
+              <w:t>}}</w:t>
             </w:r>
             <w:r>
               <w:t>]</w:t>
@@ -1884,24 +2468,28 @@
         </w:tc>
         <w:tc>
           <w:tcPr>
-            <w:tcW w:w="2267" w:type="dxa"/>
+            <w:tcW w:w="2129" w:type="dxa"/>
           </w:tcPr>
           <w:p>
             <w:pPr>
               <w:pStyle w:val="tabletext"/>
             </w:pPr>
+            <w:proofErr w:type="gramStart"/>
             <w:r>
               <w:t>{{</w:t>
             </w:r>
             <w:r>
               <w:t xml:space="preserve"> </w:t>
             </w:r>
+            <w:proofErr w:type="spellStart"/>
             <w:r>
               <w:rPr>
                 <w:sz w:val="12"/>
               </w:rPr>
               <w:t>cif</w:t>
             </w:r>
+            <w:proofErr w:type="spellEnd"/>
+            <w:proofErr w:type="gramEnd"/>
             <w:r>
               <w:rPr>
                 <w:sz w:val="12"/>
@@ -1912,7 +2500,21 @@
               <w:rPr>
                 <w:sz w:val="12"/>
               </w:rPr>
-              <w:t xml:space="preserve">_cell_length_c </w:t>
+              <w:t>_</w:t>
+            </w:r>
+            <w:proofErr w:type="spellStart"/>
+            <w:r>
+              <w:rPr>
+                <w:sz w:val="12"/>
+              </w:rPr>
+              <w:t>cell_length_c</w:t>
+            </w:r>
+            <w:proofErr w:type="spellEnd"/>
+            <w:r>
+              <w:rPr>
+                <w:sz w:val="12"/>
+              </w:rPr>
+              <w:t xml:space="preserve"> </w:t>
             </w:r>
             <w:r>
               <w:t>}}</w:t>
@@ -1926,7 +2528,7 @@
         </w:trPr>
         <w:tc>
           <w:tcPr>
-            <w:tcW w:w="2267" w:type="dxa"/>
+            <w:tcW w:w="2405" w:type="dxa"/>
           </w:tcPr>
           <w:p>
             <w:pPr>
@@ -1945,35 +2547,59 @@
         </w:tc>
         <w:tc>
           <w:tcPr>
-            <w:tcW w:w="2267" w:type="dxa"/>
+            <w:tcW w:w="2129" w:type="dxa"/>
           </w:tcPr>
           <w:p>
             <w:pPr>
               <w:pStyle w:val="tabletext"/>
             </w:pPr>
+            <w:proofErr w:type="gramStart"/>
             <w:r>
               <w:t>{{</w:t>
             </w:r>
             <w:r>
               <w:t xml:space="preserve"> </w:t>
             </w:r>
+            <w:proofErr w:type="spellStart"/>
             <w:r>
               <w:rPr>
                 <w:sz w:val="12"/>
               </w:rPr>
-              <w:t>cif._cell_</w:t>
-            </w:r>
+              <w:t>cif</w:t>
+            </w:r>
+            <w:proofErr w:type="spellEnd"/>
+            <w:proofErr w:type="gramEnd"/>
             <w:r>
               <w:rPr>
                 <w:sz w:val="12"/>
               </w:rPr>
+              <w:t>._</w:t>
+            </w:r>
+            <w:proofErr w:type="spellStart"/>
+            <w:r>
+              <w:rPr>
+                <w:sz w:val="12"/>
+              </w:rPr>
+              <w:t>cell_</w:t>
+            </w:r>
+            <w:r>
+              <w:rPr>
+                <w:sz w:val="12"/>
+              </w:rPr>
               <w:t>angle</w:t>
             </w:r>
             <w:r>
               <w:rPr>
                 <w:sz w:val="12"/>
               </w:rPr>
-              <w:t xml:space="preserve">_alpha </w:t>
+              <w:t>_alpha</w:t>
+            </w:r>
+            <w:proofErr w:type="spellEnd"/>
+            <w:r>
+              <w:rPr>
+                <w:sz w:val="12"/>
+              </w:rPr>
+              <w:t xml:space="preserve"> </w:t>
             </w:r>
             <w:r>
               <w:t>}}</w:t>
@@ -1987,7 +2613,7 @@
         </w:trPr>
         <w:tc>
           <w:tcPr>
-            <w:tcW w:w="2267" w:type="dxa"/>
+            <w:tcW w:w="2405" w:type="dxa"/>
           </w:tcPr>
           <w:p>
             <w:pPr>
@@ -2006,35 +2632,59 @@
         </w:tc>
         <w:tc>
           <w:tcPr>
-            <w:tcW w:w="2267" w:type="dxa"/>
+            <w:tcW w:w="2129" w:type="dxa"/>
           </w:tcPr>
           <w:p>
             <w:pPr>
               <w:pStyle w:val="tabletext"/>
             </w:pPr>
+            <w:proofErr w:type="gramStart"/>
             <w:r>
               <w:t>{{</w:t>
             </w:r>
             <w:r>
               <w:t xml:space="preserve"> </w:t>
             </w:r>
+            <w:proofErr w:type="spellStart"/>
             <w:r>
               <w:rPr>
                 <w:sz w:val="12"/>
               </w:rPr>
-              <w:t>cif._cell_</w:t>
-            </w:r>
+              <w:t>cif</w:t>
+            </w:r>
+            <w:proofErr w:type="spellEnd"/>
+            <w:proofErr w:type="gramEnd"/>
             <w:r>
               <w:rPr>
                 <w:sz w:val="12"/>
               </w:rPr>
+              <w:t>._</w:t>
+            </w:r>
+            <w:proofErr w:type="spellStart"/>
+            <w:r>
+              <w:rPr>
+                <w:sz w:val="12"/>
+              </w:rPr>
+              <w:t>cell_</w:t>
+            </w:r>
+            <w:r>
+              <w:rPr>
+                <w:sz w:val="12"/>
+              </w:rPr>
               <w:t>angle</w:t>
             </w:r>
             <w:r>
               <w:rPr>
                 <w:sz w:val="12"/>
               </w:rPr>
-              <w:t xml:space="preserve">_beta </w:t>
+              <w:t>_beta</w:t>
+            </w:r>
+            <w:proofErr w:type="spellEnd"/>
+            <w:r>
+              <w:rPr>
+                <w:sz w:val="12"/>
+              </w:rPr>
+              <w:t xml:space="preserve"> </w:t>
             </w:r>
             <w:r>
               <w:t>}}</w:t>
@@ -2048,7 +2698,7 @@
         </w:trPr>
         <w:tc>
           <w:tcPr>
-            <w:tcW w:w="2267" w:type="dxa"/>
+            <w:tcW w:w="2405" w:type="dxa"/>
           </w:tcPr>
           <w:p>
             <w:pPr>
@@ -2067,35 +2717,59 @@
         </w:tc>
         <w:tc>
           <w:tcPr>
-            <w:tcW w:w="2267" w:type="dxa"/>
+            <w:tcW w:w="2129" w:type="dxa"/>
           </w:tcPr>
           <w:p>
             <w:pPr>
               <w:pStyle w:val="tabletext"/>
             </w:pPr>
+            <w:proofErr w:type="gramStart"/>
             <w:r>
               <w:t>{{</w:t>
             </w:r>
             <w:r>
               <w:t xml:space="preserve"> </w:t>
             </w:r>
+            <w:proofErr w:type="spellStart"/>
             <w:r>
               <w:rPr>
                 <w:sz w:val="12"/>
               </w:rPr>
-              <w:t>cif._cell_</w:t>
-            </w:r>
+              <w:t>cif</w:t>
+            </w:r>
+            <w:proofErr w:type="spellEnd"/>
+            <w:proofErr w:type="gramEnd"/>
             <w:r>
               <w:rPr>
                 <w:sz w:val="12"/>
               </w:rPr>
+              <w:t>._</w:t>
+            </w:r>
+            <w:proofErr w:type="spellStart"/>
+            <w:r>
+              <w:rPr>
+                <w:sz w:val="12"/>
+              </w:rPr>
+              <w:t>cell_</w:t>
+            </w:r>
+            <w:r>
+              <w:rPr>
+                <w:sz w:val="12"/>
+              </w:rPr>
               <w:t>angle</w:t>
             </w:r>
             <w:r>
               <w:rPr>
                 <w:sz w:val="12"/>
               </w:rPr>
-              <w:t xml:space="preserve">_gamma </w:t>
+              <w:t>_gamma</w:t>
+            </w:r>
+            <w:proofErr w:type="spellEnd"/>
+            <w:r>
+              <w:rPr>
+                <w:sz w:val="12"/>
+              </w:rPr>
+              <w:t xml:space="preserve"> </w:t>
             </w:r>
             <w:r>
               <w:t>}}</w:t>
@@ -2109,7 +2783,7 @@
         </w:trPr>
         <w:tc>
           <w:tcPr>
-            <w:tcW w:w="2267" w:type="dxa"/>
+            <w:tcW w:w="2405" w:type="dxa"/>
           </w:tcPr>
           <w:p>
             <w:pPr>
@@ -2121,11 +2795,16 @@
             <w:r>
               <w:t>{{</w:t>
             </w:r>
+            <w:proofErr w:type="spellStart"/>
             <w:r>
               <w:t>vol</w:t>
             </w:r>
             <w:r>
-              <w:t>_unit}}</w:t>
+              <w:t>_unit</w:t>
+            </w:r>
+            <w:proofErr w:type="spellEnd"/>
+            <w:r>
+              <w:t>}}</w:t>
             </w:r>
             <w:r>
               <w:rPr>
@@ -2140,23 +2819,33 @@
         </w:tc>
         <w:tc>
           <w:tcPr>
-            <w:tcW w:w="2267" w:type="dxa"/>
+            <w:tcW w:w="2129" w:type="dxa"/>
           </w:tcPr>
           <w:p>
             <w:pPr>
               <w:pStyle w:val="tabletext"/>
             </w:pPr>
+            <w:proofErr w:type="gramStart"/>
             <w:r>
               <w:t>{{</w:t>
             </w:r>
             <w:r>
               <w:t xml:space="preserve"> </w:t>
             </w:r>
+            <w:proofErr w:type="spellStart"/>
             <w:r>
               <w:rPr>
                 <w:sz w:val="12"/>
               </w:rPr>
-              <w:t>cif._cell_volume</w:t>
+              <w:t>cif</w:t>
+            </w:r>
+            <w:proofErr w:type="spellEnd"/>
+            <w:proofErr w:type="gramEnd"/>
+            <w:r>
+              <w:rPr>
+                <w:sz w:val="12"/>
+              </w:rPr>
+              <w:t>._cell_volume</w:t>
             </w:r>
             <w:r>
               <w:rPr>
@@ -2176,7 +2865,7 @@
         </w:trPr>
         <w:tc>
           <w:tcPr>
-            <w:tcW w:w="2267" w:type="dxa"/>
+            <w:tcW w:w="2405" w:type="dxa"/>
           </w:tcPr>
           <w:p>
             <w:pPr>
@@ -2192,24 +2881,42 @@
         </w:tc>
         <w:tc>
           <w:tcPr>
-            <w:tcW w:w="2267" w:type="dxa"/>
+            <w:tcW w:w="2129" w:type="dxa"/>
           </w:tcPr>
           <w:p>
             <w:pPr>
               <w:pStyle w:val="tabletext"/>
             </w:pPr>
+            <w:proofErr w:type="gramStart"/>
             <w:r>
               <w:t>{{</w:t>
             </w:r>
             <w:r>
               <w:t xml:space="preserve"> </w:t>
             </w:r>
+            <w:proofErr w:type="spellStart"/>
             <w:r>
               <w:rPr>
                 <w:sz w:val="12"/>
               </w:rPr>
-              <w:t>cif._cell_formula_units_Z</w:t>
-            </w:r>
+              <w:t>cif</w:t>
+            </w:r>
+            <w:proofErr w:type="spellEnd"/>
+            <w:proofErr w:type="gramEnd"/>
+            <w:r>
+              <w:rPr>
+                <w:sz w:val="12"/>
+              </w:rPr>
+              <w:t>._</w:t>
+            </w:r>
+            <w:proofErr w:type="spellStart"/>
+            <w:r>
+              <w:rPr>
+                <w:sz w:val="12"/>
+              </w:rPr>
+              <w:t>cell_formula_units_Z</w:t>
+            </w:r>
+            <w:proofErr w:type="spellEnd"/>
             <w:r>
               <w:rPr>
                 <w:sz w:val="12"/>
@@ -2228,12 +2935,13 @@
         </w:trPr>
         <w:tc>
           <w:tcPr>
-            <w:tcW w:w="2267" w:type="dxa"/>
+            <w:tcW w:w="2405" w:type="dxa"/>
           </w:tcPr>
           <w:p>
             <w:pPr>
               <w:pStyle w:val="tabletext"/>
             </w:pPr>
+            <w:proofErr w:type="spellStart"/>
             <w:r>
               <w:rPr>
                 <w:i/>
@@ -2246,6 +2954,7 @@
               </w:rPr>
               <w:t>calc</w:t>
             </w:r>
+            <w:proofErr w:type="spellEnd"/>
             <w:r>
               <w:t xml:space="preserve"> [gcm</w:t>
             </w:r>
@@ -2269,24 +2978,42 @@
         </w:tc>
         <w:tc>
           <w:tcPr>
-            <w:tcW w:w="2267" w:type="dxa"/>
+            <w:tcW w:w="2129" w:type="dxa"/>
           </w:tcPr>
           <w:p>
             <w:pPr>
               <w:pStyle w:val="tabletext"/>
             </w:pPr>
+            <w:proofErr w:type="gramStart"/>
             <w:r>
               <w:t>{{</w:t>
             </w:r>
             <w:r>
               <w:t xml:space="preserve"> </w:t>
             </w:r>
+            <w:proofErr w:type="spellStart"/>
             <w:r>
               <w:rPr>
                 <w:sz w:val="12"/>
               </w:rPr>
-              <w:t>cif._exptl_crystal_density_diffrn</w:t>
-            </w:r>
+              <w:t>cif</w:t>
+            </w:r>
+            <w:proofErr w:type="spellEnd"/>
+            <w:proofErr w:type="gramEnd"/>
+            <w:r>
+              <w:rPr>
+                <w:sz w:val="12"/>
+              </w:rPr>
+              <w:t>._</w:t>
+            </w:r>
+            <w:proofErr w:type="spellStart"/>
+            <w:r>
+              <w:rPr>
+                <w:sz w:val="12"/>
+              </w:rPr>
+              <w:t>exptl_crystal_density_diffrn</w:t>
+            </w:r>
+            <w:proofErr w:type="spellEnd"/>
             <w:r>
               <w:rPr>
                 <w:sz w:val="12"/>
@@ -2305,7 +3032,7 @@
         </w:trPr>
         <w:tc>
           <w:tcPr>
-            <w:tcW w:w="2267" w:type="dxa"/>
+            <w:tcW w:w="2405" w:type="dxa"/>
           </w:tcPr>
           <w:p>
             <w:pPr>
@@ -2340,24 +3067,42 @@
         </w:tc>
         <w:tc>
           <w:tcPr>
-            <w:tcW w:w="2267" w:type="dxa"/>
+            <w:tcW w:w="2129" w:type="dxa"/>
           </w:tcPr>
           <w:p>
             <w:pPr>
               <w:pStyle w:val="tabletext"/>
             </w:pPr>
+            <w:proofErr w:type="gramStart"/>
             <w:r>
               <w:t>{{</w:t>
             </w:r>
             <w:r>
               <w:t xml:space="preserve"> </w:t>
             </w:r>
+            <w:proofErr w:type="spellStart"/>
             <w:r>
               <w:rPr>
                 <w:sz w:val="12"/>
               </w:rPr>
-              <w:t>cif._exptl_absorpt_coefficient_mu</w:t>
-            </w:r>
+              <w:t>cif</w:t>
+            </w:r>
+            <w:proofErr w:type="spellEnd"/>
+            <w:proofErr w:type="gramEnd"/>
+            <w:r>
+              <w:rPr>
+                <w:sz w:val="12"/>
+              </w:rPr>
+              <w:t>._</w:t>
+            </w:r>
+            <w:proofErr w:type="spellStart"/>
+            <w:r>
+              <w:rPr>
+                <w:sz w:val="12"/>
+              </w:rPr>
+              <w:t>exptl_absorpt_coefficient_mu</w:t>
+            </w:r>
+            <w:proofErr w:type="spellEnd"/>
             <w:r>
               <w:rPr>
                 <w:sz w:val="12"/>
@@ -2376,12 +3121,13 @@
         </w:trPr>
         <w:tc>
           <w:tcPr>
-            <w:tcW w:w="2267" w:type="dxa"/>
+            <w:tcW w:w="2405" w:type="dxa"/>
           </w:tcPr>
           <w:p>
             <w:pPr>
               <w:pStyle w:val="tabletext"/>
             </w:pPr>
+            <w:proofErr w:type="gramStart"/>
             <w:r>
               <w:rPr>
                 <w:i/>
@@ -2389,18 +3135,23 @@
               <w:t>F</w:t>
             </w:r>
             <w:r>
-              <w:t>(000)</w:t>
-            </w:r>
-          </w:p>
-        </w:tc>
-        <w:tc>
-          <w:tcPr>
-            <w:tcW w:w="2267" w:type="dxa"/>
+              <w:t>(</w:t>
+            </w:r>
+            <w:proofErr w:type="gramEnd"/>
+            <w:r>
+              <w:t>000)</w:t>
+            </w:r>
+          </w:p>
+        </w:tc>
+        <w:tc>
+          <w:tcPr>
+            <w:tcW w:w="2129" w:type="dxa"/>
           </w:tcPr>
           <w:p>
             <w:pPr>
               <w:pStyle w:val="tabletext"/>
             </w:pPr>
+            <w:proofErr w:type="gramStart"/>
             <w:r>
               <w:t>{{</w:t>
             </w:r>
@@ -2411,7 +3162,14 @@
               <w:rPr>
                 <w:sz w:val="12"/>
               </w:rPr>
-              <w:t>cif._exptl_crystal_F_000</w:t>
+              <w:t>cif</w:t>
+            </w:r>
+            <w:proofErr w:type="gramEnd"/>
+            <w:r>
+              <w:rPr>
+                <w:sz w:val="12"/>
+              </w:rPr>
+              <w:t>._exptl_crystal_F_000</w:t>
             </w:r>
             <w:r>
               <w:rPr>
@@ -2431,7 +3189,7 @@
         </w:trPr>
         <w:tc>
           <w:tcPr>
-            <w:tcW w:w="2267" w:type="dxa"/>
+            <w:tcW w:w="2405" w:type="dxa"/>
           </w:tcPr>
           <w:p>
             <w:pPr>
@@ -2453,24 +3211,34 @@
         </w:tc>
         <w:tc>
           <w:tcPr>
-            <w:tcW w:w="2267" w:type="dxa"/>
+            <w:tcW w:w="2129" w:type="dxa"/>
           </w:tcPr>
           <w:p>
             <w:pPr>
               <w:pStyle w:val="tabletext"/>
             </w:pPr>
+            <w:proofErr w:type="gramStart"/>
             <w:r>
               <w:t>{{</w:t>
             </w:r>
             <w:r>
               <w:t xml:space="preserve"> </w:t>
             </w:r>
+            <w:proofErr w:type="spellStart"/>
             <w:r>
               <w:rPr>
                 <w:sz w:val="14"/>
               </w:rPr>
-              <w:t>crystal_size</w:t>
-            </w:r>
+              <w:t>crystal</w:t>
+            </w:r>
+            <w:proofErr w:type="gramEnd"/>
+            <w:r>
+              <w:rPr>
+                <w:sz w:val="14"/>
+              </w:rPr>
+              <w:t>_size</w:t>
+            </w:r>
+            <w:proofErr w:type="spellEnd"/>
             <w:r>
               <w:rPr>
                 <w:sz w:val="14"/>
@@ -2489,41 +3257,55 @@
         </w:trPr>
         <w:tc>
           <w:tcPr>
-            <w:tcW w:w="2267" w:type="dxa"/>
+            <w:tcW w:w="2405" w:type="dxa"/>
           </w:tcPr>
           <w:p>
             <w:pPr>
               <w:pStyle w:val="tabletext"/>
             </w:pPr>
             <w:r>
-              <w:t>Crystal colour</w:t>
-            </w:r>
-          </w:p>
-        </w:tc>
-        <w:tc>
-          <w:tcPr>
-            <w:tcW w:w="2267" w:type="dxa"/>
+              <w:t xml:space="preserve">Crystal </w:t>
+            </w:r>
+            <w:proofErr w:type="spellStart"/>
+            <w:r>
+              <w:t>colour</w:t>
+            </w:r>
+            <w:proofErr w:type="spellEnd"/>
+          </w:p>
+        </w:tc>
+        <w:tc>
+          <w:tcPr>
+            <w:tcW w:w="2129" w:type="dxa"/>
           </w:tcPr>
           <w:p>
             <w:pPr>
               <w:pStyle w:val="tabletext"/>
             </w:pPr>
+            <w:proofErr w:type="gramStart"/>
             <w:r>
               <w:t>{{</w:t>
             </w:r>
             <w:r>
               <w:t xml:space="preserve"> </w:t>
             </w:r>
+            <w:proofErr w:type="spellStart"/>
             <w:r>
               <w:rPr>
                 <w:sz w:val="14"/>
               </w:rPr>
-              <w:t>crystal_colo</w:t>
-            </w:r>
+              <w:t>crystal</w:t>
+            </w:r>
+            <w:proofErr w:type="gramEnd"/>
             <w:r>
               <w:rPr>
                 <w:sz w:val="14"/>
               </w:rPr>
+              <w:t>_colo</w:t>
+            </w:r>
+            <w:r>
+              <w:rPr>
+                <w:sz w:val="14"/>
+              </w:rPr>
               <w:t>u</w:t>
             </w:r>
             <w:r>
@@ -2532,6 +3314,7 @@
               </w:rPr>
               <w:t>r</w:t>
             </w:r>
+            <w:proofErr w:type="spellEnd"/>
             <w:r>
               <w:rPr>
                 <w:sz w:val="14"/>
@@ -2550,7 +3333,7 @@
         </w:trPr>
         <w:tc>
           <w:tcPr>
-            <w:tcW w:w="2267" w:type="dxa"/>
+            <w:tcW w:w="2405" w:type="dxa"/>
           </w:tcPr>
           <w:p>
             <w:pPr>
@@ -2563,30 +3346,40 @@
         </w:tc>
         <w:tc>
           <w:tcPr>
-            <w:tcW w:w="2267" w:type="dxa"/>
+            <w:tcW w:w="2129" w:type="dxa"/>
           </w:tcPr>
           <w:p>
             <w:pPr>
               <w:pStyle w:val="tabletext"/>
             </w:pPr>
+            <w:proofErr w:type="gramStart"/>
             <w:r>
               <w:t>{{</w:t>
             </w:r>
             <w:r>
               <w:t xml:space="preserve"> </w:t>
             </w:r>
+            <w:proofErr w:type="spellStart"/>
             <w:r>
               <w:rPr>
                 <w:sz w:val="14"/>
               </w:rPr>
-              <w:t>crystal_</w:t>
-            </w:r>
+              <w:t>crystal</w:t>
+            </w:r>
+            <w:proofErr w:type="gramEnd"/>
             <w:r>
               <w:rPr>
                 <w:sz w:val="14"/>
               </w:rPr>
+              <w:t>_</w:t>
+            </w:r>
+            <w:r>
+              <w:rPr>
+                <w:sz w:val="14"/>
+              </w:rPr>
               <w:t>shape</w:t>
             </w:r>
+            <w:proofErr w:type="spellEnd"/>
             <w:r>
               <w:t xml:space="preserve"> </w:t>
             </w:r>
@@ -2602,7 +3395,7 @@
         </w:trPr>
         <w:tc>
           <w:tcPr>
-            <w:tcW w:w="2267" w:type="dxa"/>
+            <w:tcW w:w="2405" w:type="dxa"/>
           </w:tcPr>
           <w:p>
             <w:pPr>
@@ -2615,12 +3408,13 @@
         </w:tc>
         <w:tc>
           <w:tcPr>
-            <w:tcW w:w="2267" w:type="dxa"/>
+            <w:tcW w:w="2129" w:type="dxa"/>
           </w:tcPr>
           <w:p>
             <w:pPr>
               <w:pStyle w:val="tabletext"/>
             </w:pPr>
+            <w:proofErr w:type="gramStart"/>
             <w:r>
               <w:t>{{</w:t>
             </w:r>
@@ -2633,12 +3427,14 @@
               </w:rPr>
               <w:t>radiation</w:t>
             </w:r>
+            <w:proofErr w:type="gramEnd"/>
             <w:r>
               <w:rPr>
                 <w:sz w:val="14"/>
               </w:rPr>
               <w:t xml:space="preserve"> </w:t>
             </w:r>
+            <w:proofErr w:type="gramStart"/>
             <w:r>
               <w:t>}}</w:t>
             </w:r>
@@ -2646,24 +3442,38 @@
               <w:rPr>
                 <w:sz w:val="12"/>
               </w:rPr>
-              <w:t>{%</w:t>
-            </w:r>
+              <w:t>{</w:t>
+            </w:r>
+            <w:proofErr w:type="gramEnd"/>
             <w:r>
               <w:rPr>
                 <w:sz w:val="12"/>
               </w:rPr>
+              <w:t>%</w:t>
+            </w:r>
+            <w:r>
+              <w:rPr>
+                <w:sz w:val="12"/>
+              </w:rPr>
               <w:t xml:space="preserve"> </w:t>
             </w:r>
             <w:r>
               <w:rPr>
                 <w:sz w:val="12"/>
               </w:rPr>
-              <w:t>if wavelength</w:t>
-            </w:r>
+              <w:t xml:space="preserve">if </w:t>
+            </w:r>
+            <w:proofErr w:type="gramStart"/>
             <w:r>
               <w:rPr>
                 <w:sz w:val="12"/>
               </w:rPr>
+              <w:t>wavelength</w:t>
+            </w:r>
+            <w:r>
+              <w:rPr>
+                <w:sz w:val="12"/>
+              </w:rPr>
               <w:t xml:space="preserve"> </w:t>
             </w:r>
             <w:r>
@@ -2672,8 +3482,13 @@
               </w:rPr>
               <w:t>%}</w:t>
             </w:r>
-            <w:r>
-              <w:t xml:space="preserve"> (λ=</w:t>
+            <w:proofErr w:type="gramEnd"/>
+            <w:r>
+              <w:t xml:space="preserve"> (λ</w:t>
+            </w:r>
+            <w:proofErr w:type="gramStart"/>
+            <w:r>
+              <w:t>=</w:t>
             </w:r>
             <w:r>
               <w:t>{{</w:t>
@@ -2687,6 +3502,7 @@
               </w:rPr>
               <w:t>wavelength</w:t>
             </w:r>
+            <w:proofErr w:type="gramEnd"/>
             <w:r>
               <w:rPr>
                 <w:sz w:val="12"/>
@@ -2703,7 +3519,30 @@
               <w:rPr>
                 <w:rFonts w:cstheme="minorHAnsi"/>
               </w:rPr>
-              <w:t>{{dist_unit}}</w:t>
+              <w:t>{{</w:t>
+            </w:r>
+            <w:proofErr w:type="spellStart"/>
+            <w:r>
+              <w:rPr>
+                <w:rFonts w:cstheme="minorHAnsi"/>
+                <w:sz w:val="12"/>
+                <w:szCs w:val="16"/>
+              </w:rPr>
+              <w:t>dist_unit</w:t>
+            </w:r>
+            <w:proofErr w:type="spellEnd"/>
+            <w:r>
+              <w:rPr>
+                <w:rFonts w:cstheme="minorHAnsi"/>
+              </w:rPr>
+              <w:t>}</w:t>
+            </w:r>
+            <w:proofErr w:type="gramStart"/>
+            <w:r>
+              <w:rPr>
+                <w:rFonts w:cstheme="minorHAnsi"/>
+              </w:rPr>
+              <w:t>}</w:t>
             </w:r>
             <w:r>
               <w:t>)</w:t>
@@ -2712,7 +3551,14 @@
               <w:rPr>
                 <w:sz w:val="14"/>
               </w:rPr>
-              <w:t>{%</w:t>
+              <w:t>{</w:t>
+            </w:r>
+            <w:proofErr w:type="gramEnd"/>
+            <w:r>
+              <w:rPr>
+                <w:sz w:val="14"/>
+              </w:rPr>
+              <w:t>%</w:t>
             </w:r>
             <w:r>
               <w:rPr>
@@ -2747,7 +3593,7 @@
         </w:trPr>
         <w:tc>
           <w:tcPr>
-            <w:tcW w:w="2267" w:type="dxa"/>
+            <w:tcW w:w="2405" w:type="dxa"/>
           </w:tcPr>
           <w:p>
             <w:pPr>
@@ -2766,24 +3612,34 @@
         </w:tc>
         <w:tc>
           <w:tcPr>
-            <w:tcW w:w="2267" w:type="dxa"/>
+            <w:tcW w:w="2129" w:type="dxa"/>
           </w:tcPr>
           <w:p>
             <w:pPr>
               <w:pStyle w:val="tabletext"/>
             </w:pPr>
+            <w:proofErr w:type="gramStart"/>
             <w:r>
               <w:t>{{</w:t>
             </w:r>
             <w:r>
               <w:t xml:space="preserve"> </w:t>
             </w:r>
+            <w:proofErr w:type="spellStart"/>
             <w:r>
               <w:rPr>
                 <w:sz w:val="14"/>
               </w:rPr>
-              <w:t>theta_range</w:t>
-            </w:r>
+              <w:t>theta</w:t>
+            </w:r>
+            <w:proofErr w:type="gramEnd"/>
+            <w:r>
+              <w:rPr>
+                <w:sz w:val="14"/>
+              </w:rPr>
+              <w:t>_range</w:t>
+            </w:r>
+            <w:proofErr w:type="spellEnd"/>
             <w:r>
               <w:rPr>
                 <w:sz w:val="14"/>
@@ -2802,7 +3658,7 @@
         </w:trPr>
         <w:tc>
           <w:tcPr>
-            <w:tcW w:w="2267" w:type="dxa"/>
+            <w:tcW w:w="2405" w:type="dxa"/>
           </w:tcPr>
           <w:p>
             <w:pPr>
@@ -2815,24 +3671,34 @@
         </w:tc>
         <w:tc>
           <w:tcPr>
-            <w:tcW w:w="2267" w:type="dxa"/>
+            <w:tcW w:w="2129" w:type="dxa"/>
           </w:tcPr>
           <w:p>
             <w:pPr>
               <w:pStyle w:val="tabletext"/>
             </w:pPr>
+            <w:proofErr w:type="gramStart"/>
             <w:r>
               <w:t>{{</w:t>
             </w:r>
             <w:r>
               <w:t xml:space="preserve"> </w:t>
             </w:r>
+            <w:proofErr w:type="spellStart"/>
             <w:r>
               <w:rPr>
                 <w:sz w:val="14"/>
               </w:rPr>
-              <w:t>index_ranges</w:t>
-            </w:r>
+              <w:t>index</w:t>
+            </w:r>
+            <w:proofErr w:type="gramEnd"/>
+            <w:r>
+              <w:rPr>
+                <w:sz w:val="14"/>
+              </w:rPr>
+              <w:t>_ranges</w:t>
+            </w:r>
+            <w:proofErr w:type="spellEnd"/>
             <w:r>
               <w:rPr>
                 <w:sz w:val="14"/>
@@ -2851,7 +3717,7 @@
         </w:trPr>
         <w:tc>
           <w:tcPr>
-            <w:tcW w:w="2267" w:type="dxa"/>
+            <w:tcW w:w="2405" w:type="dxa"/>
           </w:tcPr>
           <w:p>
             <w:pPr>
@@ -2864,24 +3730,42 @@
         </w:tc>
         <w:tc>
           <w:tcPr>
-            <w:tcW w:w="2267" w:type="dxa"/>
+            <w:tcW w:w="2129" w:type="dxa"/>
           </w:tcPr>
           <w:p>
             <w:pPr>
               <w:pStyle w:val="tabletext"/>
             </w:pPr>
+            <w:proofErr w:type="gramStart"/>
             <w:r>
               <w:t>{{</w:t>
             </w:r>
             <w:r>
               <w:t xml:space="preserve"> </w:t>
             </w:r>
+            <w:proofErr w:type="spellStart"/>
             <w:r>
               <w:rPr>
                 <w:sz w:val="14"/>
               </w:rPr>
-              <w:t>cif._diffrn_reflns_number</w:t>
-            </w:r>
+              <w:t>cif</w:t>
+            </w:r>
+            <w:proofErr w:type="spellEnd"/>
+            <w:proofErr w:type="gramEnd"/>
+            <w:r>
+              <w:rPr>
+                <w:sz w:val="14"/>
+              </w:rPr>
+              <w:t>._</w:t>
+            </w:r>
+            <w:proofErr w:type="spellStart"/>
+            <w:r>
+              <w:rPr>
+                <w:sz w:val="14"/>
+              </w:rPr>
+              <w:t>diffrn_reflns_number</w:t>
+            </w:r>
+            <w:proofErr w:type="spellEnd"/>
             <w:r>
               <w:rPr>
                 <w:sz w:val="14"/>
@@ -2900,7 +3784,7 @@
         </w:trPr>
         <w:tc>
           <w:tcPr>
-            <w:tcW w:w="2267" w:type="dxa"/>
+            <w:tcW w:w="2405" w:type="dxa"/>
           </w:tcPr>
           <w:p>
             <w:pPr>
@@ -2913,32 +3797,53 @@
         </w:tc>
         <w:tc>
           <w:tcPr>
-            <w:tcW w:w="2267" w:type="dxa"/>
+            <w:tcW w:w="2129" w:type="dxa"/>
           </w:tcPr>
           <w:p>
             <w:pPr>
               <w:pStyle w:val="tabletext"/>
             </w:pPr>
+            <w:proofErr w:type="gramStart"/>
             <w:r>
               <w:t>{{</w:t>
             </w:r>
             <w:r>
               <w:t xml:space="preserve"> </w:t>
             </w:r>
+            <w:proofErr w:type="spellStart"/>
             <w:r>
               <w:rPr>
                 <w:sz w:val="12"/>
               </w:rPr>
-              <w:t>indepentent_refl</w:t>
-            </w:r>
+              <w:t>indepentent</w:t>
+            </w:r>
+            <w:proofErr w:type="gramEnd"/>
             <w:r>
               <w:rPr>
                 <w:sz w:val="12"/>
               </w:rPr>
+              <w:t>_</w:t>
+            </w:r>
+            <w:proofErr w:type="gramStart"/>
+            <w:r>
+              <w:rPr>
+                <w:sz w:val="12"/>
+              </w:rPr>
+              <w:t>refl</w:t>
+            </w:r>
+            <w:proofErr w:type="spellEnd"/>
+            <w:r>
+              <w:rPr>
+                <w:sz w:val="12"/>
+              </w:rPr>
               <w:t xml:space="preserve"> </w:t>
             </w:r>
             <w:r>
-              <w:t>}}</w:t>
+              <w:t>}</w:t>
+            </w:r>
+            <w:proofErr w:type="gramEnd"/>
+            <w:r>
+              <w:t>}</w:t>
             </w:r>
           </w:p>
           <w:p>
@@ -2946,6 +3851,7 @@
               <w:pStyle w:val="BodyText1"/>
               <w:jc w:val="left"/>
             </w:pPr>
+            <w:proofErr w:type="spellStart"/>
             <w:r>
               <w:rPr>
                 <w:i/>
@@ -2958,22 +3864,36 @@
               </w:rPr>
               <w:t>int</w:t>
             </w:r>
-            <w:r>
-              <w:t xml:space="preserve"> = {{</w:t>
+            <w:proofErr w:type="spellEnd"/>
+            <w:r>
+              <w:t xml:space="preserve"> = </w:t>
+            </w:r>
+            <w:proofErr w:type="gramStart"/>
+            <w:r>
+              <w:t>{{</w:t>
             </w:r>
             <w:r>
               <w:t xml:space="preserve"> </w:t>
             </w:r>
+            <w:proofErr w:type="spellStart"/>
             <w:r>
               <w:rPr>
                 <w:sz w:val="14"/>
               </w:rPr>
-              <w:t>r_int</w:t>
-            </w:r>
+              <w:t>r</w:t>
+            </w:r>
+            <w:proofErr w:type="gramEnd"/>
             <w:r>
               <w:rPr>
                 <w:sz w:val="14"/>
               </w:rPr>
+              <w:t>_int</w:t>
+            </w:r>
+            <w:proofErr w:type="spellEnd"/>
+            <w:r>
+              <w:rPr>
+                <w:sz w:val="14"/>
+              </w:rPr>
               <w:t xml:space="preserve"> </w:t>
             </w:r>
             <w:r>
@@ -2982,6 +3902,7 @@
             <w:r>
               <w:br/>
             </w:r>
+            <w:proofErr w:type="spellStart"/>
             <w:r>
               <w:rPr>
                 <w:i/>
@@ -2994,18 +3915,32 @@
               </w:rPr>
               <w:t>sigma</w:t>
             </w:r>
-            <w:r>
-              <w:t xml:space="preserve"> = {{</w:t>
+            <w:proofErr w:type="spellEnd"/>
+            <w:r>
+              <w:t xml:space="preserve"> = </w:t>
+            </w:r>
+            <w:proofErr w:type="gramStart"/>
+            <w:r>
+              <w:t>{{</w:t>
             </w:r>
             <w:r>
               <w:t xml:space="preserve"> </w:t>
             </w:r>
+            <w:proofErr w:type="spellStart"/>
             <w:r>
               <w:rPr>
                 <w:sz w:val="14"/>
               </w:rPr>
-              <w:t>r_sigma</w:t>
-            </w:r>
+              <w:t>r</w:t>
+            </w:r>
+            <w:proofErr w:type="gramEnd"/>
+            <w:r>
+              <w:rPr>
+                <w:sz w:val="14"/>
+              </w:rPr>
+              <w:t>_sigma</w:t>
+            </w:r>
+            <w:proofErr w:type="spellEnd"/>
             <w:r>
               <w:rPr>
                 <w:sz w:val="14"/>
@@ -3024,12 +3959,13 @@
         </w:trPr>
         <w:tc>
           <w:tcPr>
-            <w:tcW w:w="2267" w:type="dxa"/>
+            <w:tcW w:w="2405" w:type="dxa"/>
           </w:tcPr>
           <w:p>
             <w:pPr>
               <w:pStyle w:val="tabletext"/>
             </w:pPr>
+            <w:proofErr w:type="gramStart"/>
             <w:r>
               <w:t>Completeness</w:t>
             </w:r>
@@ -3037,37 +3973,28 @@
               <w:rPr>
                 <w:sz w:val="10"/>
               </w:rPr>
-              <w:t>{%</w:t>
-            </w:r>
+              <w:t>{</w:t>
+            </w:r>
+            <w:proofErr w:type="gramEnd"/>
             <w:r>
               <w:rPr>
                 <w:sz w:val="10"/>
               </w:rPr>
-              <w:t xml:space="preserve"> </w:t>
-            </w:r>
+              <w:t xml:space="preserve">% if </w:t>
+            </w:r>
+            <w:proofErr w:type="spellStart"/>
             <w:r>
               <w:rPr>
                 <w:sz w:val="10"/>
               </w:rPr>
-              <w:t xml:space="preserve">if </w:t>
-            </w:r>
+              <w:t>theta_full</w:t>
+            </w:r>
+            <w:proofErr w:type="spellEnd"/>
             <w:r>
               <w:rPr>
                 <w:sz w:val="10"/>
               </w:rPr>
-              <w:t>theta_full</w:t>
-            </w:r>
-            <w:r>
-              <w:rPr>
-                <w:sz w:val="10"/>
-              </w:rPr>
-              <w:t xml:space="preserve"> </w:t>
-            </w:r>
-            <w:r>
-              <w:rPr>
-                <w:sz w:val="10"/>
-              </w:rPr>
-              <w:t>%}</w:t>
+              <w:t xml:space="preserve"> %}</w:t>
             </w:r>
             <w:r>
               <w:t xml:space="preserve"> to </w:t>
@@ -3076,92 +4003,178 @@
               <w:br/>
             </w:r>
             <w:r>
+              <w:rPr>
+                <w:lang w:val="de-DE"/>
+              </w:rPr>
               <w:t>θ</w:t>
             </w:r>
             <w:r>
-              <w:t xml:space="preserve"> = </w:t>
-            </w:r>
-            <w:r>
-              <w:t>{{</w:t>
-            </w:r>
-            <w:r>
-              <w:rPr>
-                <w:sz w:val="14"/>
-              </w:rPr>
-              <w:t>theta_full</w:t>
-            </w:r>
-            <w:r>
-              <w:t>}}</w:t>
-            </w:r>
-            <w:r>
-              <w:t>°</w:t>
-            </w:r>
+              <w:t xml:space="preserve"> = {{</w:t>
+            </w:r>
+            <w:proofErr w:type="spellStart"/>
             <w:r>
               <w:rPr>
                 <w:sz w:val="12"/>
-              </w:rPr>
-              <w:t>{%</w:t>
-            </w:r>
+                <w:szCs w:val="22"/>
+              </w:rPr>
+              <w:t>theta_full|float_</w:t>
+            </w:r>
+            <w:proofErr w:type="gramStart"/>
             <w:r>
               <w:rPr>
                 <w:sz w:val="12"/>
-              </w:rPr>
-              <w:t xml:space="preserve"> </w:t>
-            </w:r>
+                <w:szCs w:val="22"/>
+              </w:rPr>
+              <w:t>num</w:t>
+            </w:r>
+            <w:proofErr w:type="spellEnd"/>
             <w:r>
               <w:rPr>
                 <w:sz w:val="12"/>
-              </w:rPr>
-              <w:t>endif</w:t>
-            </w:r>
+                <w:szCs w:val="22"/>
+              </w:rPr>
+              <w:t>(</w:t>
+            </w:r>
+            <w:proofErr w:type="gramEnd"/>
             <w:r>
               <w:rPr>
                 <w:sz w:val="12"/>
-              </w:rPr>
-              <w:t xml:space="preserve"> </w:t>
-            </w:r>
+                <w:szCs w:val="22"/>
+              </w:rPr>
+              <w:t>2)</w:t>
+            </w:r>
+            <w:proofErr w:type="gramStart"/>
+            <w:r>
+              <w:t>}}°</w:t>
+            </w:r>
+            <w:proofErr w:type="gramEnd"/>
+            <w:r>
+              <w:t xml:space="preserve"> / {{</w:t>
+            </w:r>
+            <w:proofErr w:type="spellStart"/>
             <w:r>
               <w:rPr>
                 <w:sz w:val="12"/>
-              </w:rPr>
-              <w:t>%}</w:t>
-            </w:r>
-          </w:p>
-        </w:tc>
-        <w:tc>
-          <w:tcPr>
-            <w:tcW w:w="2267" w:type="dxa"/>
+                <w:szCs w:val="22"/>
+              </w:rPr>
+              <w:t>theta_max|float_</w:t>
+            </w:r>
+            <w:proofErr w:type="gramStart"/>
+            <w:r>
+              <w:rPr>
+                <w:sz w:val="12"/>
+                <w:szCs w:val="22"/>
+              </w:rPr>
+              <w:t>num</w:t>
+            </w:r>
+            <w:proofErr w:type="spellEnd"/>
+            <w:r>
+              <w:rPr>
+                <w:sz w:val="12"/>
+                <w:szCs w:val="22"/>
+              </w:rPr>
+              <w:t>(</w:t>
+            </w:r>
+            <w:proofErr w:type="gramEnd"/>
+            <w:r>
+              <w:rPr>
+                <w:sz w:val="12"/>
+                <w:szCs w:val="22"/>
+              </w:rPr>
+              <w:t>2)</w:t>
+            </w:r>
+            <w:proofErr w:type="gramStart"/>
+            <w:r>
+              <w:t>}}°</w:t>
+            </w:r>
+            <w:proofErr w:type="gramEnd"/>
+            <w:r>
+              <w:rPr>
+                <w:sz w:val="12"/>
+              </w:rPr>
+              <w:t>{% endif %}</w:t>
+            </w:r>
+          </w:p>
+        </w:tc>
+        <w:tc>
+          <w:tcPr>
+            <w:tcW w:w="2129" w:type="dxa"/>
           </w:tcPr>
           <w:p>
             <w:pPr>
               <w:pStyle w:val="tabletext"/>
             </w:pPr>
-            <w:r>
-              <w:t>{{</w:t>
-            </w:r>
-            <w:r>
-              <w:t xml:space="preserve"> </w:t>
-            </w:r>
-            <w:r>
-              <w:rPr>
-                <w:sz w:val="14"/>
+            <w:proofErr w:type="gramStart"/>
+            <w:r>
+              <w:t xml:space="preserve">{{ </w:t>
+            </w:r>
+            <w:proofErr w:type="spellStart"/>
+            <w:r>
+              <w:rPr>
+                <w:sz w:val="12"/>
+                <w:szCs w:val="16"/>
               </w:rPr>
               <w:t>completeness</w:t>
             </w:r>
-            <w:r>
-              <w:rPr>
-                <w:sz w:val="14"/>
-              </w:rPr>
-              <w:t xml:space="preserve"> </w:t>
-            </w:r>
-            <w:r>
-              <w:t>}}</w:t>
-            </w:r>
-            <w:r>
-              <w:t xml:space="preserve"> </w:t>
-            </w:r>
-            <w:r>
-              <w:t>%</w:t>
+            <w:proofErr w:type="gramEnd"/>
+            <w:r>
+              <w:rPr>
+                <w:sz w:val="12"/>
+                <w:szCs w:val="16"/>
+              </w:rPr>
+              <w:t>_theta_</w:t>
+            </w:r>
+            <w:proofErr w:type="gramStart"/>
+            <w:r>
+              <w:rPr>
+                <w:sz w:val="12"/>
+                <w:szCs w:val="16"/>
+              </w:rPr>
+              <w:t>full</w:t>
+            </w:r>
+            <w:proofErr w:type="spellEnd"/>
+            <w:r>
+              <w:t xml:space="preserve"> }</w:t>
+            </w:r>
+            <w:proofErr w:type="gramEnd"/>
+            <w:r>
+              <w:t xml:space="preserve">} / </w:t>
+            </w:r>
+            <w:proofErr w:type="gramStart"/>
+            <w:r>
+              <w:t xml:space="preserve">{{ </w:t>
+            </w:r>
+            <w:proofErr w:type="spellStart"/>
+            <w:r>
+              <w:rPr>
+                <w:sz w:val="12"/>
+                <w:szCs w:val="16"/>
+              </w:rPr>
+              <w:t>completeness</w:t>
+            </w:r>
+            <w:proofErr w:type="gramEnd"/>
+            <w:r>
+              <w:rPr>
+                <w:sz w:val="12"/>
+                <w:szCs w:val="16"/>
+              </w:rPr>
+              <w:t>_theta_</w:t>
+            </w:r>
+            <w:proofErr w:type="gramStart"/>
+            <w:r>
+              <w:rPr>
+                <w:sz w:val="12"/>
+                <w:szCs w:val="16"/>
+              </w:rPr>
+              <w:t>max</w:t>
+            </w:r>
+            <w:proofErr w:type="spellEnd"/>
+            <w:r>
+              <w:t xml:space="preserve"> }</w:t>
+            </w:r>
+            <w:proofErr w:type="gramEnd"/>
+            <w:r>
+              <w:t>} %</w:t>
             </w:r>
           </w:p>
         </w:tc>
@@ -3172,7 +4185,7 @@
         </w:trPr>
         <w:tc>
           <w:tcPr>
-            <w:tcW w:w="2267" w:type="dxa"/>
+            <w:tcW w:w="2405" w:type="dxa"/>
           </w:tcPr>
           <w:p>
             <w:pPr>
@@ -3185,12 +4198,13 @@
         </w:tc>
         <w:tc>
           <w:tcPr>
-            <w:tcW w:w="2267" w:type="dxa"/>
+            <w:tcW w:w="2129" w:type="dxa"/>
           </w:tcPr>
           <w:p>
             <w:pPr>
               <w:pStyle w:val="tabletext"/>
             </w:pPr>
+            <w:proofErr w:type="gramStart"/>
             <w:r>
               <w:t>{{</w:t>
             </w:r>
@@ -3203,8 +4217,13 @@
               </w:rPr>
               <w:t>data</w:t>
             </w:r>
-            <w:r>
-              <w:t>}} / {{</w:t>
+            <w:proofErr w:type="gramEnd"/>
+            <w:r>
+              <w:t xml:space="preserve">}} / </w:t>
+            </w:r>
+            <w:proofErr w:type="gramStart"/>
+            <w:r>
+              <w:t>{{</w:t>
             </w:r>
             <w:r>
               <w:t xml:space="preserve"> </w:t>
@@ -3215,6 +4234,7 @@
               </w:rPr>
               <w:t>restraints</w:t>
             </w:r>
+            <w:proofErr w:type="gramEnd"/>
             <w:r>
               <w:rPr>
                 <w:sz w:val="14"/>
@@ -3222,7 +4242,11 @@
               <w:t xml:space="preserve"> </w:t>
             </w:r>
             <w:r>
-              <w:t>}} / {{</w:t>
+              <w:t xml:space="preserve">}} / </w:t>
+            </w:r>
+            <w:proofErr w:type="gramStart"/>
+            <w:r>
+              <w:t>{{</w:t>
             </w:r>
             <w:r>
               <w:t xml:space="preserve"> </w:t>
@@ -3233,6 +4257,7 @@
               </w:rPr>
               <w:t>parameters</w:t>
             </w:r>
+            <w:proofErr w:type="gramEnd"/>
             <w:r>
               <w:rPr>
                 <w:sz w:val="14"/>
@@ -3251,7 +4276,7 @@
         </w:trPr>
         <w:tc>
           <w:tcPr>
-            <w:tcW w:w="2267" w:type="dxa"/>
+            <w:tcW w:w="2405" w:type="dxa"/>
           </w:tcPr>
           <w:p>
             <w:pPr>
@@ -3260,6 +4285,7 @@
             <w:r>
               <w:t xml:space="preserve">Absorption correction </w:t>
             </w:r>
+            <w:proofErr w:type="spellStart"/>
             <w:r>
               <w:t>T</w:t>
             </w:r>
@@ -3269,8 +4295,13 @@
               </w:rPr>
               <w:t>min</w:t>
             </w:r>
-            <w:r>
-              <w:t>/T</w:t>
+            <w:proofErr w:type="spellEnd"/>
+            <w:r>
+              <w:t>/</w:t>
+            </w:r>
+            <w:proofErr w:type="spellStart"/>
+            <w:r>
+              <w:t>T</w:t>
             </w:r>
             <w:r>
               <w:rPr>
@@ -3278,6 +4309,7 @@
               </w:rPr>
               <w:t>max</w:t>
             </w:r>
+            <w:proofErr w:type="spellEnd"/>
             <w:r>
               <w:t xml:space="preserve"> (method)</w:t>
             </w:r>
@@ -3285,65 +4317,179 @@
         </w:tc>
         <w:tc>
           <w:tcPr>
-            <w:tcW w:w="2267" w:type="dxa"/>
+            <w:tcW w:w="2129" w:type="dxa"/>
           </w:tcPr>
           <w:p>
             <w:pPr>
               <w:pStyle w:val="tabletext"/>
-            </w:pPr>
-            <w:r>
+              <w:rPr>
+                <w:lang w:val="de-DE"/>
+              </w:rPr>
+            </w:pPr>
+            <w:proofErr w:type="gramStart"/>
+            <w:r>
+              <w:rPr>
+                <w:lang w:val="de-DE"/>
+              </w:rPr>
               <w:t xml:space="preserve">{{ </w:t>
             </w:r>
+            <w:proofErr w:type="spellStart"/>
             <w:r>
               <w:rPr>
                 <w:sz w:val="15"/>
                 <w:szCs w:val="18"/>
-              </w:rPr>
-              <w:t>t_min</w:t>
-            </w:r>
+                <w:lang w:val="de-DE"/>
+              </w:rPr>
+              <w:t>t</w:t>
+            </w:r>
+            <w:proofErr w:type="gramEnd"/>
             <w:r>
               <w:rPr>
                 <w:sz w:val="15"/>
                 <w:szCs w:val="18"/>
-              </w:rPr>
-              <w:t xml:space="preserve"> </w:t>
-            </w:r>
-            <w:r>
-              <w:t xml:space="preserve">}} / {{ </w:t>
-            </w:r>
+                <w:lang w:val="de-DE"/>
+              </w:rPr>
+              <w:t>_</w:t>
+            </w:r>
+            <w:proofErr w:type="gramStart"/>
             <w:r>
               <w:rPr>
                 <w:sz w:val="15"/>
                 <w:szCs w:val="18"/>
-              </w:rPr>
-              <w:t>t_m</w:t>
-            </w:r>
+                <w:lang w:val="de-DE"/>
+              </w:rPr>
+              <w:t>min</w:t>
+            </w:r>
+            <w:proofErr w:type="spellEnd"/>
             <w:r>
               <w:rPr>
                 <w:sz w:val="15"/>
                 <w:szCs w:val="18"/>
-              </w:rPr>
-              <w:t xml:space="preserve">ax </w:t>
-            </w:r>
-            <w:r>
-              <w:t>}}</w:t>
-            </w:r>
-          </w:p>
-          <w:p>
-            <w:pPr>
-              <w:pStyle w:val="BodyText1"/>
-            </w:pPr>
-            <w:r>
-              <w:t>({{</w:t>
-            </w:r>
+                <w:lang w:val="de-DE"/>
+              </w:rPr>
+              <w:t xml:space="preserve"> </w:t>
+            </w:r>
+            <w:r>
+              <w:rPr>
+                <w:lang w:val="de-DE"/>
+              </w:rPr>
+              <w:t>}</w:t>
+            </w:r>
+            <w:proofErr w:type="gramEnd"/>
+            <w:r>
+              <w:rPr>
+                <w:lang w:val="de-DE"/>
+              </w:rPr>
+              <w:t xml:space="preserve">} / </w:t>
+            </w:r>
+            <w:proofErr w:type="gramStart"/>
+            <w:r>
+              <w:rPr>
+                <w:lang w:val="de-DE"/>
+              </w:rPr>
+              <w:t xml:space="preserve">{{ </w:t>
+            </w:r>
+            <w:proofErr w:type="spellStart"/>
             <w:r>
               <w:rPr>
                 <w:sz w:val="15"/>
                 <w:szCs w:val="18"/>
-              </w:rPr>
-              <w:t xml:space="preserve"> abstype </w:t>
-            </w:r>
-            <w:r>
+                <w:lang w:val="de-DE"/>
+              </w:rPr>
+              <w:t>t</w:t>
+            </w:r>
+            <w:proofErr w:type="gramEnd"/>
+            <w:r>
+              <w:rPr>
+                <w:sz w:val="15"/>
+                <w:szCs w:val="18"/>
+                <w:lang w:val="de-DE"/>
+              </w:rPr>
+              <w:t>_</w:t>
+            </w:r>
+            <w:proofErr w:type="gramStart"/>
+            <w:r>
+              <w:rPr>
+                <w:sz w:val="15"/>
+                <w:szCs w:val="18"/>
+                <w:lang w:val="de-DE"/>
+              </w:rPr>
+              <w:t>max</w:t>
+            </w:r>
+            <w:proofErr w:type="spellEnd"/>
+            <w:r>
+              <w:rPr>
+                <w:sz w:val="15"/>
+                <w:szCs w:val="18"/>
+                <w:lang w:val="de-DE"/>
+              </w:rPr>
+              <w:t xml:space="preserve"> </w:t>
+            </w:r>
+            <w:r>
+              <w:rPr>
+                <w:lang w:val="de-DE"/>
+              </w:rPr>
+              <w:t>}</w:t>
+            </w:r>
+            <w:proofErr w:type="gramEnd"/>
+            <w:r>
+              <w:rPr>
+                <w:lang w:val="de-DE"/>
+              </w:rPr>
+              <w:t>}</w:t>
+            </w:r>
+          </w:p>
+          <w:p>
+            <w:pPr>
+              <w:pStyle w:val="BodyText1"/>
+              <w:rPr>
+                <w:lang w:val="de-DE"/>
+              </w:rPr>
+            </w:pPr>
+            <w:r>
+              <w:rPr>
+                <w:lang w:val="de-DE"/>
+              </w:rPr>
+              <w:t>(</w:t>
+            </w:r>
+            <w:proofErr w:type="gramStart"/>
+            <w:r>
+              <w:rPr>
+                <w:lang w:val="de-DE"/>
+              </w:rPr>
+              <w:t>{{</w:t>
+            </w:r>
+            <w:r>
+              <w:rPr>
+                <w:sz w:val="15"/>
+                <w:szCs w:val="18"/>
+                <w:lang w:val="de-DE"/>
+              </w:rPr>
+              <w:t xml:space="preserve"> </w:t>
+            </w:r>
+            <w:proofErr w:type="spellStart"/>
+            <w:r>
+              <w:rPr>
+                <w:sz w:val="15"/>
+                <w:szCs w:val="18"/>
+                <w:lang w:val="de-DE"/>
+              </w:rPr>
+              <w:t>abstype</w:t>
+            </w:r>
+            <w:proofErr w:type="spellEnd"/>
+            <w:proofErr w:type="gramEnd"/>
+            <w:r>
+              <w:rPr>
+                <w:sz w:val="15"/>
+                <w:szCs w:val="18"/>
+                <w:lang w:val="de-DE"/>
+              </w:rPr>
+              <w:t xml:space="preserve"> </w:t>
+            </w:r>
+            <w:r>
+              <w:rPr>
+                <w:lang w:val="de-DE"/>
+              </w:rPr>
               <w:t>}})</w:t>
             </w:r>
           </w:p>
@@ -3355,7 +4501,7 @@
         </w:trPr>
         <w:tc>
           <w:tcPr>
-            <w:tcW w:w="2267" w:type="dxa"/>
+            <w:tcW w:w="2405" w:type="dxa"/>
           </w:tcPr>
           <w:p>
             <w:pPr>
@@ -3380,14 +4526,19 @@
         </w:tc>
         <w:tc>
           <w:tcPr>
-            <w:tcW w:w="2267" w:type="dxa"/>
+            <w:tcW w:w="2129" w:type="dxa"/>
           </w:tcPr>
           <w:p>
             <w:pPr>
               <w:pStyle w:val="tabletext"/>
             </w:pPr>
-            <w:r>
-              <w:t>{{ goof }}</w:t>
+            <w:proofErr w:type="gramStart"/>
+            <w:r>
+              <w:t>{{ goof</w:t>
+            </w:r>
+            <w:proofErr w:type="gramEnd"/>
+            <w:r>
+              <w:t xml:space="preserve"> }}</w:t>
             </w:r>
           </w:p>
         </w:tc>
@@ -3398,7 +4549,7 @@
         </w:trPr>
         <w:tc>
           <w:tcPr>
-            <w:tcW w:w="2267" w:type="dxa"/>
+            <w:tcW w:w="2405" w:type="dxa"/>
           </w:tcPr>
           <w:p>
             <w:pPr>
@@ -3442,7 +4593,7 @@
         </w:tc>
         <w:tc>
           <w:tcPr>
-            <w:tcW w:w="2267" w:type="dxa"/>
+            <w:tcW w:w="2129" w:type="dxa"/>
           </w:tcPr>
           <w:p>
             <w:pPr>
@@ -3461,17 +4612,30 @@
               <w:t>1</w:t>
             </w:r>
             <w:r>
-              <w:t xml:space="preserve"> = {{</w:t>
+              <w:t xml:space="preserve"> = </w:t>
+            </w:r>
+            <w:proofErr w:type="gramStart"/>
+            <w:r>
+              <w:t>{{</w:t>
             </w:r>
             <w:r>
               <w:t xml:space="preserve"> </w:t>
             </w:r>
+            <w:proofErr w:type="spellStart"/>
             <w:r>
               <w:rPr>
                 <w:sz w:val="14"/>
               </w:rPr>
-              <w:t>ls_R_factor_gt</w:t>
-            </w:r>
+              <w:t>ls</w:t>
+            </w:r>
+            <w:proofErr w:type="gramEnd"/>
+            <w:r>
+              <w:rPr>
+                <w:sz w:val="14"/>
+              </w:rPr>
+              <w:t>_R_factor_gt</w:t>
+            </w:r>
+            <w:proofErr w:type="spellEnd"/>
             <w:r>
               <w:rPr>
                 <w:sz w:val="14"/>
@@ -3498,17 +4662,30 @@
               <w:t>2</w:t>
             </w:r>
             <w:r>
-              <w:t xml:space="preserve"> = {{</w:t>
+              <w:t xml:space="preserve"> = </w:t>
+            </w:r>
+            <w:proofErr w:type="gramStart"/>
+            <w:r>
+              <w:t>{{</w:t>
             </w:r>
             <w:r>
               <w:t xml:space="preserve"> </w:t>
             </w:r>
+            <w:proofErr w:type="spellStart"/>
             <w:r>
               <w:rPr>
                 <w:sz w:val="14"/>
               </w:rPr>
-              <w:t>ls_wR_factor_gt</w:t>
-            </w:r>
+              <w:t>ls</w:t>
+            </w:r>
+            <w:proofErr w:type="gramEnd"/>
+            <w:r>
+              <w:rPr>
+                <w:sz w:val="14"/>
+              </w:rPr>
+              <w:t>_wR_factor_gt</w:t>
+            </w:r>
+            <w:proofErr w:type="spellEnd"/>
             <w:r>
               <w:rPr>
                 <w:sz w:val="14"/>
@@ -3527,7 +4704,7 @@
         </w:trPr>
         <w:tc>
           <w:tcPr>
-            <w:tcW w:w="2267" w:type="dxa"/>
+            <w:tcW w:w="2405" w:type="dxa"/>
           </w:tcPr>
           <w:p>
             <w:pPr>
@@ -3553,7 +4730,7 @@
         </w:tc>
         <w:tc>
           <w:tcPr>
-            <w:tcW w:w="2267" w:type="dxa"/>
+            <w:tcW w:w="2129" w:type="dxa"/>
           </w:tcPr>
           <w:p>
             <w:pPr>
@@ -3572,17 +4749,30 @@
               <w:t>1</w:t>
             </w:r>
             <w:r>
-              <w:t xml:space="preserve"> = {{</w:t>
+              <w:t xml:space="preserve"> = </w:t>
+            </w:r>
+            <w:proofErr w:type="gramStart"/>
+            <w:r>
+              <w:t>{{</w:t>
             </w:r>
             <w:r>
               <w:t xml:space="preserve"> </w:t>
             </w:r>
+            <w:proofErr w:type="spellStart"/>
             <w:r>
               <w:rPr>
                 <w:sz w:val="14"/>
               </w:rPr>
-              <w:t>ls_R_factor_all</w:t>
-            </w:r>
+              <w:t>ls</w:t>
+            </w:r>
+            <w:proofErr w:type="gramEnd"/>
+            <w:r>
+              <w:rPr>
+                <w:sz w:val="14"/>
+              </w:rPr>
+              <w:t>_R_factor_all</w:t>
+            </w:r>
+            <w:proofErr w:type="spellEnd"/>
             <w:r>
               <w:rPr>
                 <w:sz w:val="14"/>
@@ -3609,18 +4799,32 @@
               <w:t>2</w:t>
             </w:r>
             <w:r>
-              <w:t xml:space="preserve"> = {{</w:t>
+              <w:t xml:space="preserve"> = </w:t>
+            </w:r>
+            <w:proofErr w:type="gramStart"/>
+            <w:r>
+              <w:t>{{</w:t>
             </w:r>
             <w:r>
               <w:t xml:space="preserve"> </w:t>
             </w:r>
+            <w:proofErr w:type="spellStart"/>
             <w:r>
               <w:rPr>
                 <w:sz w:val="14"/>
                 <w:szCs w:val="14"/>
               </w:rPr>
-              <w:t>ls_wR_factor_ref</w:t>
-            </w:r>
+              <w:t>ls</w:t>
+            </w:r>
+            <w:proofErr w:type="gramEnd"/>
+            <w:r>
+              <w:rPr>
+                <w:sz w:val="14"/>
+                <w:szCs w:val="14"/>
+              </w:rPr>
+              <w:t>_wR_factor_ref</w:t>
+            </w:r>
+            <w:proofErr w:type="spellEnd"/>
             <w:r>
               <w:rPr>
                 <w:sz w:val="14"/>
@@ -3640,7 +4844,7 @@
         </w:trPr>
         <w:tc>
           <w:tcPr>
-            <w:tcW w:w="2267" w:type="dxa"/>
+            <w:tcW w:w="2405" w:type="dxa"/>
           </w:tcPr>
           <w:p>
             <w:pPr>
@@ -3669,7 +4873,7 @@
         </w:tc>
         <w:tc>
           <w:tcPr>
-            <w:tcW w:w="2267" w:type="dxa"/>
+            <w:tcW w:w="2129" w:type="dxa"/>
           </w:tcPr>
           <w:p>
             <w:pPr>
@@ -3678,6 +4882,7 @@
                 <w:lang w:val="de-DE"/>
               </w:rPr>
             </w:pPr>
+            <w:proofErr w:type="gramStart"/>
             <w:r>
               <w:rPr>
                 <w:lang w:val="de-DE"/>
@@ -3690,18 +4895,40 @@
               </w:rPr>
               <w:t xml:space="preserve"> </w:t>
             </w:r>
-            <w:r>
-              <w:rPr>
-                <w:sz w:val="12"/>
+            <w:proofErr w:type="spellStart"/>
+            <w:r>
+              <w:rPr>
+                <w:sz w:val="10"/>
+                <w:szCs w:val="22"/>
                 <w:lang w:val="de-DE"/>
               </w:rPr>
-              <w:t>diff_dens_max</w:t>
-            </w:r>
-            <w:r>
-              <w:rPr>
-                <w:sz w:val="12"/>
+              <w:t>diff</w:t>
+            </w:r>
+            <w:proofErr w:type="gramEnd"/>
+            <w:r>
+              <w:rPr>
+                <w:sz w:val="10"/>
+                <w:szCs w:val="22"/>
                 <w:lang w:val="de-DE"/>
               </w:rPr>
+              <w:t>_dens_</w:t>
+            </w:r>
+            <w:proofErr w:type="gramStart"/>
+            <w:r>
+              <w:rPr>
+                <w:sz w:val="10"/>
+                <w:szCs w:val="22"/>
+                <w:lang w:val="de-DE"/>
+              </w:rPr>
+              <w:t>max</w:t>
+            </w:r>
+            <w:proofErr w:type="spellEnd"/>
+            <w:r>
+              <w:rPr>
+                <w:sz w:val="10"/>
+                <w:szCs w:val="22"/>
+                <w:lang w:val="de-DE"/>
+              </w:rPr>
               <w:t xml:space="preserve"> </w:t>
             </w:r>
             <w:r>
@@ -3728,16 +4955,29 @@
               </w:rPr>
               <w:t xml:space="preserve"> </w:t>
             </w:r>
-            <w:r>
-              <w:rPr>
-                <w:sz w:val="12"/>
+            <w:proofErr w:type="spellStart"/>
+            <w:r>
+              <w:rPr>
+                <w:sz w:val="10"/>
+                <w:szCs w:val="22"/>
                 <w:lang w:val="de-DE"/>
               </w:rPr>
-              <w:t>diff_dens_min</w:t>
-            </w:r>
-            <w:r>
-              <w:rPr>
-                <w:sz w:val="12"/>
+              <w:t>diff</w:t>
+            </w:r>
+            <w:proofErr w:type="gramEnd"/>
+            <w:r>
+              <w:rPr>
+                <w:sz w:val="10"/>
+                <w:szCs w:val="22"/>
+                <w:lang w:val="de-DE"/>
+              </w:rPr>
+              <w:t>_dens_min</w:t>
+            </w:r>
+            <w:proofErr w:type="spellEnd"/>
+            <w:r>
+              <w:rPr>
+                <w:sz w:val="10"/>
+                <w:szCs w:val="22"/>
                 <w:lang w:val="de-DE"/>
               </w:rPr>
               <w:t xml:space="preserve"> </w:t>
@@ -3757,7 +4997,7 @@
         </w:trPr>
         <w:tc>
           <w:tcPr>
-            <w:tcW w:w="2267" w:type="dxa"/>
+            <w:tcW w:w="2405" w:type="dxa"/>
           </w:tcPr>
           <w:p>
             <w:pPr>
@@ -3770,7 +5010,21 @@
               <w:rPr>
                 <w:color w:val="00B050"/>
               </w:rPr>
-              <w:t xml:space="preserve">tr if exti </w:t>
+              <w:t xml:space="preserve">tr if </w:t>
+            </w:r>
+            <w:proofErr w:type="spellStart"/>
+            <w:r>
+              <w:rPr>
+                <w:color w:val="00B050"/>
+              </w:rPr>
+              <w:t>exti</w:t>
+            </w:r>
+            <w:proofErr w:type="spellEnd"/>
+            <w:r>
+              <w:rPr>
+                <w:color w:val="00B050"/>
+              </w:rPr>
+              <w:t xml:space="preserve"> </w:t>
             </w:r>
             <w:r>
               <w:t>%}</w:t>
@@ -3779,7 +5033,7 @@
         </w:tc>
         <w:tc>
           <w:tcPr>
-            <w:tcW w:w="2267" w:type="dxa"/>
+            <w:tcW w:w="2129" w:type="dxa"/>
           </w:tcPr>
           <w:p>
             <w:pPr>
@@ -3794,7 +5048,7 @@
         </w:trPr>
         <w:tc>
           <w:tcPr>
-            <w:tcW w:w="2267" w:type="dxa"/>
+            <w:tcW w:w="2405" w:type="dxa"/>
           </w:tcPr>
           <w:p>
             <w:pPr>
@@ -3807,15 +5061,17 @@
         </w:tc>
         <w:tc>
           <w:tcPr>
-            <w:tcW w:w="2267" w:type="dxa"/>
-          </w:tcPr>
-          <w:p>
+            <w:tcW w:w="2129" w:type="dxa"/>
+          </w:tcPr>
+          <w:p>
+            <w:proofErr w:type="gramStart"/>
             <w:r>
               <w:t>{{</w:t>
             </w:r>
             <w:r>
               <w:t xml:space="preserve"> </w:t>
             </w:r>
+            <w:proofErr w:type="spellStart"/>
             <w:r>
               <w:rPr>
                 <w:sz w:val="16"/>
@@ -3823,6 +5079,8 @@
               </w:rPr>
               <w:t>exti</w:t>
             </w:r>
+            <w:proofErr w:type="spellEnd"/>
+            <w:proofErr w:type="gramEnd"/>
             <w:r>
               <w:rPr>
                 <w:sz w:val="16"/>
@@ -3842,7 +5100,7 @@
         </w:trPr>
         <w:tc>
           <w:tcPr>
-            <w:tcW w:w="2267" w:type="dxa"/>
+            <w:tcW w:w="2405" w:type="dxa"/>
           </w:tcPr>
           <w:p>
             <w:pPr>
@@ -3882,7 +5140,7 @@
         </w:tc>
         <w:tc>
           <w:tcPr>
-            <w:tcW w:w="2267" w:type="dxa"/>
+            <w:tcW w:w="2129" w:type="dxa"/>
           </w:tcPr>
           <w:p/>
         </w:tc>
@@ -3893,7 +5151,7 @@
         </w:trPr>
         <w:tc>
           <w:tcPr>
-            <w:tcW w:w="2267" w:type="dxa"/>
+            <w:tcW w:w="2405" w:type="dxa"/>
           </w:tcPr>
           <w:p>
             <w:pPr>
@@ -3906,19 +5164,33 @@
               <w:rPr>
                 <w:color w:val="ED7D31" w:themeColor="accent2"/>
               </w:rPr>
-              <w:t>tr if flac</w:t>
-            </w:r>
+              <w:t xml:space="preserve">tr if </w:t>
+            </w:r>
+            <w:proofErr w:type="spellStart"/>
             <w:r>
               <w:rPr>
                 <w:color w:val="ED7D31" w:themeColor="accent2"/>
               </w:rPr>
+              <w:t>flac</w:t>
+            </w:r>
+            <w:r>
+              <w:rPr>
+                <w:color w:val="ED7D31" w:themeColor="accent2"/>
+              </w:rPr>
               <w:t>k</w:t>
             </w:r>
             <w:r>
               <w:rPr>
                 <w:color w:val="ED7D31" w:themeColor="accent2"/>
               </w:rPr>
-              <w:t xml:space="preserve">_x </w:t>
+              <w:t>_x</w:t>
+            </w:r>
+            <w:proofErr w:type="spellEnd"/>
+            <w:r>
+              <w:rPr>
+                <w:color w:val="ED7D31" w:themeColor="accent2"/>
+              </w:rPr>
+              <w:t xml:space="preserve"> </w:t>
             </w:r>
             <w:r>
               <w:t>%}</w:t>
@@ -3927,7 +5199,7 @@
         </w:tc>
         <w:tc>
           <w:tcPr>
-            <w:tcW w:w="2267" w:type="dxa"/>
+            <w:tcW w:w="2129" w:type="dxa"/>
           </w:tcPr>
           <w:p/>
         </w:tc>
@@ -3938,7 +5210,7 @@
         </w:trPr>
         <w:tc>
           <w:tcPr>
-            <w:tcW w:w="2267" w:type="dxa"/>
+            <w:tcW w:w="2405" w:type="dxa"/>
           </w:tcPr>
           <w:p>
             <w:pPr>
@@ -3951,22 +5223,33 @@
         </w:tc>
         <w:tc>
           <w:tcPr>
-            <w:tcW w:w="2267" w:type="dxa"/>
-          </w:tcPr>
-          <w:p>
+            <w:tcW w:w="2129" w:type="dxa"/>
+          </w:tcPr>
+          <w:p>
+            <w:proofErr w:type="gramStart"/>
             <w:r>
               <w:t>{{</w:t>
             </w:r>
             <w:r>
               <w:t xml:space="preserve"> </w:t>
             </w:r>
+            <w:proofErr w:type="spellStart"/>
             <w:r>
               <w:rPr>
                 <w:sz w:val="16"/>
                 <w:szCs w:val="20"/>
               </w:rPr>
-              <w:t>flack_x</w:t>
-            </w:r>
+              <w:t>flack</w:t>
+            </w:r>
+            <w:proofErr w:type="gramEnd"/>
+            <w:r>
+              <w:rPr>
+                <w:sz w:val="16"/>
+                <w:szCs w:val="20"/>
+              </w:rPr>
+              <w:t>_x</w:t>
+            </w:r>
+            <w:proofErr w:type="spellEnd"/>
             <w:r>
               <w:rPr>
                 <w:sz w:val="16"/>
@@ -3986,7 +5269,7 @@
         </w:trPr>
         <w:tc>
           <w:tcPr>
-            <w:tcW w:w="2267" w:type="dxa"/>
+            <w:tcW w:w="2405" w:type="dxa"/>
           </w:tcPr>
           <w:p>
             <w:pPr>
@@ -4008,7 +5291,7 @@
         </w:tc>
         <w:tc>
           <w:tcPr>
-            <w:tcW w:w="2267" w:type="dxa"/>
+            <w:tcW w:w="2129" w:type="dxa"/>
           </w:tcPr>
           <w:p/>
         </w:tc>
@@ -4049,34 +5332,53 @@
         </w:rPr>
         <w:t xml:space="preserve">if </w:t>
       </w:r>
+      <w:proofErr w:type="spellStart"/>
       <w:r>
         <w:rPr>
           <w:color w:val="00B050"/>
         </w:rPr>
-        <w:t>refinement_details</w:t>
-      </w:r>
+        <w:t>refinement_</w:t>
+      </w:r>
+      <w:proofErr w:type="gramStart"/>
       <w:r>
         <w:rPr>
           <w:color w:val="00B050"/>
         </w:rPr>
+        <w:t>details</w:t>
+      </w:r>
+      <w:proofErr w:type="spellEnd"/>
+      <w:r>
+        <w:rPr>
+          <w:color w:val="00B050"/>
+        </w:rPr>
         <w:t xml:space="preserve"> </w:t>
       </w:r>
       <w:r>
         <w:t>%}</w:t>
       </w:r>
+      <w:proofErr w:type="gramEnd"/>
     </w:p>
     <w:p>
       <w:pPr>
         <w:pStyle w:val="Heading2"/>
       </w:pPr>
       <w:r>
-        <w:t>Refinement details for {{ cif.block.name }}</w:t>
+        <w:t xml:space="preserve">Refinement details for </w:t>
+      </w:r>
+      <w:proofErr w:type="gramStart"/>
+      <w:r>
+        <w:t>{{ cif.block.name</w:t>
+      </w:r>
+      <w:proofErr w:type="gramEnd"/>
+      <w:r>
+        <w:t xml:space="preserve"> }}</w:t>
       </w:r>
     </w:p>
     <w:p>
       <w:pPr>
         <w:pStyle w:val="BodyText1"/>
       </w:pPr>
+      <w:proofErr w:type="gramStart"/>
       <w:r>
         <w:t>{</w:t>
       </w:r>
@@ -4086,15 +5388,26 @@
       <w:r>
         <w:t xml:space="preserve"> </w:t>
       </w:r>
-      <w:r>
-        <w:t>refinement_details</w:t>
-      </w:r>
+      <w:proofErr w:type="spellStart"/>
+      <w:r>
+        <w:t>refinement</w:t>
+      </w:r>
+      <w:proofErr w:type="gramEnd"/>
+      <w:r>
+        <w:t>_</w:t>
+      </w:r>
+      <w:proofErr w:type="gramStart"/>
+      <w:r>
+        <w:t>details</w:t>
+      </w:r>
+      <w:proofErr w:type="spellEnd"/>
       <w:r>
         <w:t xml:space="preserve"> </w:t>
       </w:r>
       <w:r>
         <w:t>}</w:t>
       </w:r>
+      <w:proofErr w:type="gramEnd"/>
       <w:r>
         <w:t>}</w:t>
       </w:r>
@@ -4112,6 +5425,7 @@
       <w:r>
         <w:t xml:space="preserve"> </w:t>
       </w:r>
+      <w:proofErr w:type="gramStart"/>
       <w:r>
         <w:rPr>
           <w:color w:val="00B050"/>
@@ -4121,6 +5435,7 @@
       <w:r>
         <w:t>%}</w:t>
       </w:r>
+      <w:proofErr w:type="gramEnd"/>
     </w:p>
     <w:p>
       <w:pPr>
@@ -4141,21 +5456,31 @@
         </w:rPr>
         <w:t xml:space="preserve">if </w:t>
       </w:r>
+      <w:proofErr w:type="spellStart"/>
       <w:r>
         <w:rPr>
           <w:color w:val="00B050"/>
         </w:rPr>
-        <w:t>atomic_coordinates</w:t>
-      </w:r>
+        <w:t>atomic_</w:t>
+      </w:r>
+      <w:proofErr w:type="gramStart"/>
       <w:r>
         <w:rPr>
           <w:color w:val="00B050"/>
         </w:rPr>
+        <w:t>coordinates</w:t>
+      </w:r>
+      <w:proofErr w:type="spellEnd"/>
+      <w:r>
+        <w:rPr>
+          <w:color w:val="00B050"/>
+        </w:rPr>
         <w:t xml:space="preserve"> </w:t>
       </w:r>
       <w:r>
         <w:t>%}</w:t>
       </w:r>
+      <w:proofErr w:type="gramEnd"/>
     </w:p>
     <w:p>
       <w:pPr>
@@ -4185,6 +5510,7 @@
       <w:r>
         <w:t xml:space="preserve"> Atomic coordinates and </w:t>
       </w:r>
+      <w:proofErr w:type="spellStart"/>
       <w:r>
         <w:rPr>
           <w:i/>
@@ -4200,6 +5526,7 @@
         </w:rPr>
         <w:t>eq</w:t>
       </w:r>
+      <w:proofErr w:type="spellEnd"/>
       <w:r>
         <w:t> [</w:t>
       </w:r>
@@ -4209,6 +5536,7 @@
         </w:rPr>
         <w:t>{{</w:t>
       </w:r>
+      <w:proofErr w:type="spellStart"/>
       <w:r>
         <w:rPr>
           <w:rFonts w:cstheme="minorHAnsi"/>
@@ -4217,6 +5545,7 @@
         </w:rPr>
         <w:t>dist_unit</w:t>
       </w:r>
+      <w:proofErr w:type="spellEnd"/>
       <w:r>
         <w:rPr>
           <w:rFonts w:cstheme="minorHAnsi"/>
@@ -4230,7 +5559,15 @@
         <w:t>2</w:t>
       </w:r>
       <w:r>
-        <w:t>] for {{ cif.block.name }}</w:t>
+        <w:t xml:space="preserve">] for </w:t>
+      </w:r>
+      <w:proofErr w:type="gramStart"/>
+      <w:r>
+        <w:t>{{ cif.block.name</w:t>
+      </w:r>
+      <w:proofErr w:type="gramEnd"/>
+      <w:r>
+        <w:t xml:space="preserve"> }}</w:t>
       </w:r>
     </w:p>
     <w:tbl>
@@ -4308,6 +5645,7 @@
             <w:tcW w:w="1489" w:type="dxa"/>
           </w:tcPr>
           <w:p>
+            <w:proofErr w:type="spellStart"/>
             <w:r>
               <w:rPr>
                 <w:b/>
@@ -4322,6 +5660,7 @@
               </w:rPr>
               <w:t>eq</w:t>
             </w:r>
+            <w:proofErr w:type="spellEnd"/>
           </w:p>
         </w:tc>
       </w:tr>
@@ -4363,7 +5702,23 @@
                 <w:color w:val="C00000"/>
                 <w:sz w:val="14"/>
               </w:rPr>
-              <w:t xml:space="preserve">in atomic_coordinates </w:t>
+              <w:t xml:space="preserve">in </w:t>
+            </w:r>
+            <w:proofErr w:type="spellStart"/>
+            <w:r>
+              <w:rPr>
+                <w:color w:val="C00000"/>
+                <w:sz w:val="14"/>
+              </w:rPr>
+              <w:t>atomic_coordinates</w:t>
+            </w:r>
+            <w:proofErr w:type="spellEnd"/>
+            <w:r>
+              <w:rPr>
+                <w:color w:val="C00000"/>
+                <w:sz w:val="14"/>
+              </w:rPr>
+              <w:t xml:space="preserve"> </w:t>
             </w:r>
             <w:r>
               <w:rPr>
@@ -4426,9 +5781,11 @@
             <w:pPr>
               <w:pStyle w:val="BodyText1"/>
             </w:pPr>
+            <w:proofErr w:type="gramStart"/>
             <w:r>
               <w:t xml:space="preserve">{{ </w:t>
             </w:r>
+            <w:proofErr w:type="spellStart"/>
             <w:r>
               <w:rPr>
                 <w:color w:val="4472C4" w:themeColor="accent1"/>
@@ -4436,11 +5793,19 @@
               </w:rPr>
               <w:t>atom</w:t>
             </w:r>
+            <w:proofErr w:type="gramEnd"/>
             <w:r>
               <w:rPr>
                 <w:sz w:val="16"/>
               </w:rPr>
-              <w:t xml:space="preserve">.label </w:t>
+              <w:t>.label</w:t>
+            </w:r>
+            <w:proofErr w:type="spellEnd"/>
+            <w:r>
+              <w:rPr>
+                <w:sz w:val="16"/>
+              </w:rPr>
+              <w:t xml:space="preserve"> </w:t>
             </w:r>
             <w:r>
               <w:t>}}</w:t>
@@ -4455,17 +5820,24 @@
             <w:pPr>
               <w:pStyle w:val="BodyText1"/>
             </w:pPr>
+            <w:proofErr w:type="gramStart"/>
             <w:r>
               <w:t xml:space="preserve">{{ </w:t>
             </w:r>
+            <w:proofErr w:type="spellStart"/>
             <w:r>
               <w:rPr>
                 <w:color w:val="4472C4" w:themeColor="accent1"/>
               </w:rPr>
               <w:t>atom</w:t>
             </w:r>
-            <w:r>
-              <w:t>.x }}</w:t>
+            <w:proofErr w:type="gramEnd"/>
+            <w:r>
+              <w:t>.x</w:t>
+            </w:r>
+            <w:proofErr w:type="spellEnd"/>
+            <w:r>
+              <w:t xml:space="preserve"> }}</w:t>
             </w:r>
           </w:p>
         </w:tc>
@@ -4477,17 +5849,24 @@
             <w:pPr>
               <w:pStyle w:val="BodyText1"/>
             </w:pPr>
+            <w:proofErr w:type="gramStart"/>
             <w:r>
               <w:t xml:space="preserve">{{ </w:t>
             </w:r>
+            <w:proofErr w:type="spellStart"/>
             <w:r>
               <w:rPr>
                 <w:color w:val="4472C4" w:themeColor="accent1"/>
               </w:rPr>
               <w:t>atom</w:t>
             </w:r>
-            <w:r>
-              <w:t>.y }}</w:t>
+            <w:proofErr w:type="gramEnd"/>
+            <w:r>
+              <w:t>.y</w:t>
+            </w:r>
+            <w:proofErr w:type="spellEnd"/>
+            <w:r>
+              <w:t xml:space="preserve"> }}</w:t>
             </w:r>
           </w:p>
         </w:tc>
@@ -4499,17 +5878,24 @@
             <w:pPr>
               <w:pStyle w:val="BodyText1"/>
             </w:pPr>
+            <w:proofErr w:type="gramStart"/>
             <w:r>
               <w:t xml:space="preserve">{{ </w:t>
             </w:r>
+            <w:proofErr w:type="spellStart"/>
             <w:r>
               <w:rPr>
                 <w:color w:val="4472C4" w:themeColor="accent1"/>
               </w:rPr>
               <w:t>atom</w:t>
             </w:r>
-            <w:r>
-              <w:t>.z }}</w:t>
+            <w:proofErr w:type="gramEnd"/>
+            <w:r>
+              <w:t>.z</w:t>
+            </w:r>
+            <w:proofErr w:type="spellEnd"/>
+            <w:r>
+              <w:t xml:space="preserve"> }}</w:t>
             </w:r>
           </w:p>
         </w:tc>
@@ -4521,17 +5907,24 @@
             <w:pPr>
               <w:pStyle w:val="BodyText1"/>
             </w:pPr>
+            <w:proofErr w:type="gramStart"/>
             <w:r>
               <w:t xml:space="preserve">{{ </w:t>
             </w:r>
+            <w:proofErr w:type="spellStart"/>
             <w:r>
               <w:rPr>
                 <w:color w:val="4472C4" w:themeColor="accent1"/>
               </w:rPr>
               <w:t>atom</w:t>
             </w:r>
-            <w:r>
-              <w:t>.u_eq }}</w:t>
+            <w:proofErr w:type="gramEnd"/>
+            <w:r>
+              <w:t>.u_eq</w:t>
+            </w:r>
+            <w:proofErr w:type="spellEnd"/>
+            <w:r>
+              <w:t xml:space="preserve"> }}</w:t>
             </w:r>
           </w:p>
         </w:tc>
@@ -4554,12 +5947,21 @@
               </w:rPr>
               <w:t xml:space="preserve">tr </w:t>
             </w:r>
+            <w:proofErr w:type="spellStart"/>
             <w:r>
               <w:rPr>
                 <w:color w:val="C00000"/>
                 <w:sz w:val="16"/>
               </w:rPr>
-              <w:t xml:space="preserve">endfor </w:t>
+              <w:t>endfor</w:t>
+            </w:r>
+            <w:proofErr w:type="spellEnd"/>
+            <w:r>
+              <w:rPr>
+                <w:color w:val="C00000"/>
+                <w:sz w:val="16"/>
+              </w:rPr>
+              <w:t xml:space="preserve"> </w:t>
             </w:r>
             <w:r>
               <w:t>%}</w:t>
@@ -4612,6 +6014,7 @@
       <w:pPr>
         <w:pStyle w:val="tablefoot"/>
       </w:pPr>
+      <w:proofErr w:type="spellStart"/>
       <w:r>
         <w:rPr>
           <w:i/>
@@ -4624,9 +6027,11 @@
         </w:rPr>
         <w:t>eq</w:t>
       </w:r>
+      <w:proofErr w:type="spellEnd"/>
       <w:r>
         <w:t xml:space="preserve"> is defined as 1/3 of the trace of the orthogonalized </w:t>
       </w:r>
+      <w:proofErr w:type="spellStart"/>
       <w:r>
         <w:rPr>
           <w:i/>
@@ -4640,6 +6045,7 @@
         </w:rPr>
         <w:t>ij</w:t>
       </w:r>
+      <w:proofErr w:type="spellEnd"/>
       <w:r>
         <w:t xml:space="preserve"> tensor.</w:t>
       </w:r>
@@ -4657,6 +6063,7 @@
       <w:r>
         <w:t xml:space="preserve"> </w:t>
       </w:r>
+      <w:proofErr w:type="gramStart"/>
       <w:r>
         <w:rPr>
           <w:color w:val="00B050"/>
@@ -4666,6 +6073,7 @@
       <w:r>
         <w:t>%}</w:t>
       </w:r>
+      <w:proofErr w:type="gramEnd"/>
     </w:p>
     <w:p>
       <w:pPr>
@@ -4696,14 +6104,51 @@
         <w:rPr>
           <w:color w:val="00B050"/>
         </w:rPr>
-        <w:t xml:space="preserve">if displacement_parameters </w:t>
-      </w:r>
+        <w:t xml:space="preserve">if </w:t>
+      </w:r>
+      <w:proofErr w:type="spellStart"/>
       <w:r>
         <w:rPr>
           <w:color w:val="00B050"/>
         </w:rPr>
-        <w:t>and options.report_adp</w:t>
-      </w:r>
+        <w:t>displacement_parameters</w:t>
+      </w:r>
+      <w:proofErr w:type="spellEnd"/>
+      <w:r>
+        <w:rPr>
+          <w:color w:val="00B050"/>
+        </w:rPr>
+        <w:t xml:space="preserve"> </w:t>
+      </w:r>
+      <w:r>
+        <w:rPr>
+          <w:color w:val="00B050"/>
+        </w:rPr>
+        <w:t xml:space="preserve">and </w:t>
+      </w:r>
+      <w:proofErr w:type="spellStart"/>
+      <w:proofErr w:type="gramStart"/>
+      <w:r>
+        <w:rPr>
+          <w:color w:val="00B050"/>
+        </w:rPr>
+        <w:t>options.report</w:t>
+      </w:r>
+      <w:proofErr w:type="gramEnd"/>
+      <w:r>
+        <w:rPr>
+          <w:color w:val="00B050"/>
+        </w:rPr>
+        <w:t>_</w:t>
+      </w:r>
+      <w:proofErr w:type="gramStart"/>
+      <w:r>
+        <w:rPr>
+          <w:color w:val="00B050"/>
+        </w:rPr>
+        <w:t>adp</w:t>
+      </w:r>
+      <w:proofErr w:type="spellEnd"/>
       <w:r>
         <w:rPr>
           <w:color w:val="000000" w:themeColor="text1"/>
@@ -4716,6 +6161,7 @@
         </w:rPr>
         <w:t>%}</w:t>
       </w:r>
+      <w:proofErr w:type="gramEnd"/>
     </w:p>
     <w:p>
       <w:pPr>
@@ -4754,6 +6200,7 @@
         </w:rPr>
         <w:t>{{</w:t>
       </w:r>
+      <w:proofErr w:type="spellStart"/>
       <w:r>
         <w:rPr>
           <w:rFonts w:cstheme="minorHAnsi"/>
@@ -4762,6 +6209,7 @@
         </w:rPr>
         <w:t>dist_unit</w:t>
       </w:r>
+      <w:proofErr w:type="spellEnd"/>
       <w:r>
         <w:rPr>
           <w:rFonts w:cstheme="minorHAnsi"/>
@@ -4778,7 +6226,15 @@
         <w:t>]</w:t>
       </w:r>
       <w:r>
-        <w:t xml:space="preserve"> for {{ cif.block.name }}. The anisotropic displacement factor exponent takes the form: −2π</w:t>
+        <w:t xml:space="preserve"> for </w:t>
+      </w:r>
+      <w:proofErr w:type="gramStart"/>
+      <w:r>
+        <w:t>{{ cif.block.name</w:t>
+      </w:r>
+      <w:proofErr w:type="gramEnd"/>
+      <w:r>
+        <w:t xml:space="preserve"> }}. The anisotropic displacement factor exponent takes the form: −2π</w:t>
       </w:r>
       <w:r>
         <w:rPr>
@@ -4870,6 +6326,7 @@
         </w:rPr>
         <w:t>2hka*b*U</w:t>
       </w:r>
+      <w:proofErr w:type="gramStart"/>
       <w:r>
         <w:rPr>
           <w:vertAlign w:val="subscript"/>
@@ -4879,6 +6336,7 @@
       <w:r>
         <w:t> ]</w:t>
       </w:r>
+      <w:proofErr w:type="gramEnd"/>
     </w:p>
     <w:tbl>
       <w:tblPr>
@@ -5090,14 +6548,39 @@
                 <w:color w:val="C00000"/>
                 <w:sz w:val="14"/>
               </w:rPr>
-              <w:t xml:space="preserve">in displacement_parameters  </w:t>
-            </w:r>
-            <w:r>
-              <w:rPr>
+              <w:t xml:space="preserve">in </w:t>
+            </w:r>
+            <w:proofErr w:type="spellStart"/>
+            <w:r>
+              <w:rPr>
+                <w:color w:val="C00000"/>
                 <w:sz w:val="14"/>
               </w:rPr>
+              <w:t>displacement_</w:t>
+            </w:r>
+            <w:proofErr w:type="gramStart"/>
+            <w:r>
+              <w:rPr>
+                <w:color w:val="C00000"/>
+                <w:sz w:val="14"/>
+              </w:rPr>
+              <w:t>parameters</w:t>
+            </w:r>
+            <w:proofErr w:type="spellEnd"/>
+            <w:r>
+              <w:rPr>
+                <w:color w:val="C00000"/>
+                <w:sz w:val="14"/>
+              </w:rPr>
+              <w:t xml:space="preserve">  </w:t>
+            </w:r>
+            <w:r>
+              <w:rPr>
+                <w:sz w:val="14"/>
+              </w:rPr>
               <w:t>%</w:t>
             </w:r>
+            <w:proofErr w:type="gramEnd"/>
             <w:r>
               <w:t>}</w:t>
             </w:r>
@@ -5173,9 +6656,11 @@
             <w:pPr>
               <w:jc w:val="both"/>
             </w:pPr>
+            <w:proofErr w:type="gramStart"/>
             <w:r>
               <w:t xml:space="preserve">{{ </w:t>
             </w:r>
+            <w:proofErr w:type="spellStart"/>
             <w:r>
               <w:rPr>
                 <w:color w:val="4472C4" w:themeColor="accent1"/>
@@ -5183,11 +6668,19 @@
               </w:rPr>
               <w:t>atom</w:t>
             </w:r>
+            <w:proofErr w:type="gramEnd"/>
             <w:r>
               <w:rPr>
                 <w:sz w:val="16"/>
               </w:rPr>
-              <w:t xml:space="preserve">.label </w:t>
+              <w:t>.label</w:t>
+            </w:r>
+            <w:proofErr w:type="spellEnd"/>
+            <w:r>
+              <w:rPr>
+                <w:sz w:val="16"/>
+              </w:rPr>
+              <w:t xml:space="preserve"> </w:t>
             </w:r>
             <w:r>
               <w:t>}}</w:t>
@@ -5202,6 +6695,7 @@
             <w:pPr>
               <w:jc w:val="both"/>
             </w:pPr>
+            <w:proofErr w:type="gramStart"/>
             <w:r>
               <w:t xml:space="preserve">{{ </w:t>
             </w:r>
@@ -5211,6 +6705,7 @@
               </w:rPr>
               <w:t>atom</w:t>
             </w:r>
+            <w:proofErr w:type="gramEnd"/>
             <w:r>
               <w:t>.U11 }}</w:t>
             </w:r>
@@ -5224,6 +6719,7 @@
             <w:pPr>
               <w:jc w:val="both"/>
             </w:pPr>
+            <w:proofErr w:type="gramStart"/>
             <w:r>
               <w:t xml:space="preserve">{{ </w:t>
             </w:r>
@@ -5233,6 +6729,7 @@
               </w:rPr>
               <w:t>atom</w:t>
             </w:r>
+            <w:proofErr w:type="gramEnd"/>
             <w:r>
               <w:t>.U22 }}</w:t>
             </w:r>
@@ -5246,6 +6743,7 @@
             <w:pPr>
               <w:jc w:val="both"/>
             </w:pPr>
+            <w:proofErr w:type="gramStart"/>
             <w:r>
               <w:t xml:space="preserve">{{ </w:t>
             </w:r>
@@ -5255,6 +6753,7 @@
               </w:rPr>
               <w:t>atom</w:t>
             </w:r>
+            <w:proofErr w:type="gramEnd"/>
             <w:r>
               <w:t>.U33 }}</w:t>
             </w:r>
@@ -5268,6 +6767,7 @@
             <w:pPr>
               <w:jc w:val="both"/>
             </w:pPr>
+            <w:proofErr w:type="gramStart"/>
             <w:r>
               <w:t xml:space="preserve">{{ </w:t>
             </w:r>
@@ -5277,6 +6777,7 @@
               </w:rPr>
               <w:t>atom</w:t>
             </w:r>
+            <w:proofErr w:type="gramEnd"/>
             <w:r>
               <w:t>.U23 }}</w:t>
             </w:r>
@@ -5290,6 +6791,7 @@
             <w:pPr>
               <w:jc w:val="both"/>
             </w:pPr>
+            <w:proofErr w:type="gramStart"/>
             <w:r>
               <w:t xml:space="preserve">{{ </w:t>
             </w:r>
@@ -5299,6 +6801,7 @@
               </w:rPr>
               <w:t>atom</w:t>
             </w:r>
+            <w:proofErr w:type="gramEnd"/>
             <w:r>
               <w:t>.U13 }}</w:t>
             </w:r>
@@ -5312,6 +6815,7 @@
             <w:pPr>
               <w:jc w:val="both"/>
             </w:pPr>
+            <w:proofErr w:type="gramStart"/>
             <w:r>
               <w:t xml:space="preserve">{{ </w:t>
             </w:r>
@@ -5321,6 +6825,7 @@
               </w:rPr>
               <w:t>atom</w:t>
             </w:r>
+            <w:proofErr w:type="gramEnd"/>
             <w:r>
               <w:t>.U12 }}</w:t>
             </w:r>
@@ -5345,12 +6850,21 @@
               </w:rPr>
               <w:t xml:space="preserve">tr </w:t>
             </w:r>
+            <w:proofErr w:type="spellStart"/>
             <w:r>
               <w:rPr>
                 <w:color w:val="C00000"/>
                 <w:sz w:val="16"/>
               </w:rPr>
-              <w:t xml:space="preserve">endfor </w:t>
+              <w:t>endfor</w:t>
+            </w:r>
+            <w:proofErr w:type="spellEnd"/>
+            <w:r>
+              <w:rPr>
+                <w:color w:val="C00000"/>
+                <w:sz w:val="16"/>
+              </w:rPr>
+              <w:t xml:space="preserve"> </w:t>
             </w:r>
             <w:r>
               <w:t>%}</w:t>
@@ -5448,6 +6962,7 @@
         </w:rPr>
         <w:t xml:space="preserve"> </w:t>
       </w:r>
+      <w:proofErr w:type="gramStart"/>
       <w:r>
         <w:rPr>
           <w:color w:val="00B050"/>
@@ -5463,6 +6978,7 @@
         </w:rPr>
         <w:t>%}</w:t>
       </w:r>
+      <w:proofErr w:type="gramEnd"/>
     </w:p>
     <w:p>
       <w:pPr>
@@ -5484,7 +7000,15 @@
           <w:color w:val="7030A0"/>
           <w:szCs w:val="20"/>
         </w:rPr>
-        <w:t xml:space="preserve">if bonds </w:t>
+        <w:t xml:space="preserve">if </w:t>
+      </w:r>
+      <w:proofErr w:type="gramStart"/>
+      <w:r>
+        <w:rPr>
+          <w:color w:val="7030A0"/>
+          <w:szCs w:val="20"/>
+        </w:rPr>
+        <w:t xml:space="preserve">bonds </w:t>
       </w:r>
       <w:r>
         <w:rPr>
@@ -5493,6 +7017,7 @@
         </w:rPr>
         <w:t>%}</w:t>
       </w:r>
+      <w:proofErr w:type="gramEnd"/>
     </w:p>
     <w:p>
       <w:pPr>
@@ -5526,7 +7051,15 @@
         <w:fldChar w:fldCharType="end"/>
       </w:r>
       <w:r>
-        <w:t xml:space="preserve"> Bond lengths and angles for {{ cif.block.name }}</w:t>
+        <w:t xml:space="preserve"> Bond lengths and angles for </w:t>
+      </w:r>
+      <w:proofErr w:type="gramStart"/>
+      <w:r>
+        <w:t>{{ cif.block.name</w:t>
+      </w:r>
+      <w:proofErr w:type="gramEnd"/>
+      <w:r>
+        <w:t xml:space="preserve"> }}</w:t>
       </w:r>
     </w:p>
     <w:tbl>
@@ -5566,6 +7099,7 @@
                 <w:tab w:val="decimal" w:pos="227"/>
               </w:tabs>
             </w:pPr>
+            <w:proofErr w:type="gramStart"/>
             <w:r>
               <w:rPr>
                 <w:b/>
@@ -5579,6 +7113,8 @@
               </w:rPr>
               <w:t>{{</w:t>
             </w:r>
+            <w:proofErr w:type="spellStart"/>
+            <w:proofErr w:type="gramEnd"/>
             <w:r>
               <w:rPr>
                 <w:rFonts w:cstheme="minorHAnsi"/>
@@ -5588,6 +7124,7 @@
               </w:rPr>
               <w:t>dist_unit</w:t>
             </w:r>
+            <w:proofErr w:type="spellEnd"/>
             <w:r>
               <w:rPr>
                 <w:rFonts w:cstheme="minorHAnsi"/>
@@ -5645,21 +7182,25 @@
             <w:tcW w:w="2098" w:type="dxa"/>
           </w:tcPr>
           <w:p>
+            <w:proofErr w:type="gramStart"/>
             <w:r>
               <w:t>{{</w:t>
             </w:r>
             <w:r>
               <w:t xml:space="preserve"> </w:t>
             </w:r>
+            <w:proofErr w:type="spellStart"/>
             <w:r>
               <w:t>b</w:t>
             </w:r>
+            <w:proofErr w:type="gramEnd"/>
             <w:r>
               <w:t>.</w:t>
             </w:r>
             <w:r>
               <w:t>atoms</w:t>
             </w:r>
+            <w:proofErr w:type="spellEnd"/>
             <w:r>
               <w:t xml:space="preserve"> </w:t>
             </w:r>
@@ -5673,15 +7214,22 @@
             <w:tcW w:w="1417" w:type="dxa"/>
           </w:tcPr>
           <w:p>
+            <w:proofErr w:type="gramStart"/>
             <w:r>
               <w:t>{{</w:t>
             </w:r>
             <w:r>
               <w:t xml:space="preserve"> </w:t>
             </w:r>
-            <w:r>
-              <w:t>b.dist</w:t>
-            </w:r>
+            <w:proofErr w:type="spellStart"/>
+            <w:r>
+              <w:t>b</w:t>
+            </w:r>
+            <w:proofErr w:type="gramEnd"/>
+            <w:r>
+              <w:t>.dist</w:t>
+            </w:r>
+            <w:proofErr w:type="spellEnd"/>
             <w:r>
               <w:t xml:space="preserve"> </w:t>
             </w:r>
@@ -5706,13 +7254,23 @@
               </w:rPr>
               <w:t xml:space="preserve">tr </w:t>
             </w:r>
+            <w:proofErr w:type="spellStart"/>
             <w:r>
               <w:rPr>
                 <w:color w:val="00B050"/>
                 <w:sz w:val="16"/>
                 <w:szCs w:val="20"/>
               </w:rPr>
-              <w:t xml:space="preserve">endfor </w:t>
+              <w:t>endfor</w:t>
+            </w:r>
+            <w:proofErr w:type="spellEnd"/>
+            <w:r>
+              <w:rPr>
+                <w:color w:val="00B050"/>
+                <w:sz w:val="16"/>
+                <w:szCs w:val="20"/>
+              </w:rPr>
+              <w:t xml:space="preserve"> </w:t>
             </w:r>
             <w:r>
               <w:t>%}</w:t>
@@ -5821,15 +7379,22 @@
             <w:tcW w:w="2098" w:type="dxa"/>
           </w:tcPr>
           <w:p>
+            <w:proofErr w:type="gramStart"/>
             <w:r>
               <w:t>{{</w:t>
             </w:r>
             <w:r>
               <w:t xml:space="preserve"> </w:t>
             </w:r>
-            <w:r>
-              <w:t>a.atoms</w:t>
-            </w:r>
+            <w:proofErr w:type="spellStart"/>
+            <w:r>
+              <w:t>a</w:t>
+            </w:r>
+            <w:proofErr w:type="gramEnd"/>
+            <w:r>
+              <w:t>.atoms</w:t>
+            </w:r>
+            <w:proofErr w:type="spellEnd"/>
             <w:r>
               <w:t xml:space="preserve"> </w:t>
             </w:r>
@@ -5843,15 +7408,22 @@
             <w:tcW w:w="1417" w:type="dxa"/>
           </w:tcPr>
           <w:p>
+            <w:proofErr w:type="gramStart"/>
             <w:r>
               <w:t>{{</w:t>
             </w:r>
             <w:r>
               <w:t xml:space="preserve"> </w:t>
             </w:r>
-            <w:r>
-              <w:t>a.angle</w:t>
-            </w:r>
+            <w:proofErr w:type="spellStart"/>
+            <w:r>
+              <w:t>a</w:t>
+            </w:r>
+            <w:proofErr w:type="gramEnd"/>
+            <w:r>
+              <w:t>.angle</w:t>
+            </w:r>
+            <w:proofErr w:type="spellEnd"/>
             <w:r>
               <w:t xml:space="preserve"> </w:t>
             </w:r>
@@ -5876,13 +7448,23 @@
               </w:rPr>
               <w:t xml:space="preserve">tr </w:t>
             </w:r>
+            <w:proofErr w:type="spellStart"/>
             <w:r>
               <w:rPr>
                 <w:color w:val="2E74B5" w:themeColor="accent5" w:themeShade="BF"/>
                 <w:sz w:val="16"/>
                 <w:szCs w:val="20"/>
               </w:rPr>
-              <w:t xml:space="preserve">endfor </w:t>
+              <w:t>endfor</w:t>
+            </w:r>
+            <w:proofErr w:type="spellEnd"/>
+            <w:r>
+              <w:rPr>
+                <w:color w:val="2E74B5" w:themeColor="accent5" w:themeShade="BF"/>
+                <w:sz w:val="16"/>
+                <w:szCs w:val="20"/>
+              </w:rPr>
+              <w:t xml:space="preserve"> </w:t>
             </w:r>
             <w:r>
               <w:t>%}</w:t>
@@ -5922,6 +7504,8 @@
         </w:rPr>
         <w:t xml:space="preserve"> </w:t>
       </w:r>
+      <w:proofErr w:type="spellStart"/>
+      <w:proofErr w:type="gramStart"/>
       <w:r>
         <w:rPr>
           <w:color w:val="ED7D31" w:themeColor="accent2"/>
@@ -5932,16 +7516,29 @@
         <w:rPr>
           <w:color w:val="ED7D31" w:themeColor="accent2"/>
         </w:rPr>
-        <w:t>without_h</w:t>
-      </w:r>
+        <w:t>without</w:t>
+      </w:r>
+      <w:proofErr w:type="gramEnd"/>
       <w:r>
         <w:rPr>
           <w:color w:val="ED7D31" w:themeColor="accent2"/>
         </w:rPr>
+        <w:t>_h</w:t>
+      </w:r>
+      <w:proofErr w:type="spellEnd"/>
+      <w:r>
+        <w:rPr>
+          <w:color w:val="ED7D31" w:themeColor="accent2"/>
+        </w:rPr>
         <w:t xml:space="preserve"> </w:t>
       </w:r>
-      <w:r>
-        <w:t xml:space="preserve">%}Bonds </w:t>
+      <w:proofErr w:type="gramStart"/>
+      <w:r>
+        <w:t>%}Bonds</w:t>
+      </w:r>
+      <w:proofErr w:type="gramEnd"/>
+      <w:r>
+        <w:t xml:space="preserve"> </w:t>
       </w:r>
       <w:r>
         <w:t xml:space="preserve">and angles </w:t>
@@ -5969,11 +7566,16 @@
         </w:rPr>
         <w:t xml:space="preserve">endif </w:t>
       </w:r>
+      <w:proofErr w:type="gramStart"/>
       <w:r>
         <w:t>%}</w:t>
       </w:r>
       <w:r>
-        <w:t>{%</w:t>
+        <w:t>{</w:t>
+      </w:r>
+      <w:proofErr w:type="gramEnd"/>
+      <w:r>
+        <w:t>%</w:t>
       </w:r>
       <w:r>
         <w:t xml:space="preserve"> </w:t>
@@ -5984,20 +7586,27 @@
         </w:rPr>
         <w:t xml:space="preserve">if </w:t>
       </w:r>
+      <w:proofErr w:type="spellStart"/>
       <w:r>
         <w:rPr>
           <w:color w:val="00B050"/>
         </w:rPr>
         <w:t>ba_symminfo</w:t>
       </w:r>
+      <w:proofErr w:type="spellEnd"/>
       <w:r>
         <w:rPr>
           <w:color w:val="00B050"/>
         </w:rPr>
         <w:t xml:space="preserve"> </w:t>
       </w:r>
-      <w:r>
-        <w:t>%}{{</w:t>
+      <w:proofErr w:type="gramStart"/>
+      <w:r>
+        <w:t>%}{</w:t>
+      </w:r>
+      <w:proofErr w:type="gramEnd"/>
+      <w:r>
+        <w:t>{</w:t>
       </w:r>
       <w:r>
         <w:t>r</w:t>
@@ -6005,18 +7614,29 @@
       <w:r>
         <w:t xml:space="preserve"> </w:t>
       </w:r>
-      <w:r>
-        <w:t>ba_symminfo</w:t>
-      </w:r>
+      <w:proofErr w:type="spellStart"/>
+      <w:r>
+        <w:t>ba_</w:t>
+      </w:r>
+      <w:proofErr w:type="gramStart"/>
+      <w:r>
+        <w:t>symminfo</w:t>
+      </w:r>
+      <w:proofErr w:type="spellEnd"/>
       <w:r>
         <w:t xml:space="preserve"> </w:t>
       </w:r>
       <w:r>
-        <w:t>}}{%</w:t>
+        <w:t>}}{</w:t>
+      </w:r>
+      <w:proofErr w:type="gramEnd"/>
+      <w:r>
+        <w:t>%</w:t>
       </w:r>
       <w:r>
         <w:t xml:space="preserve"> </w:t>
       </w:r>
+      <w:proofErr w:type="gramStart"/>
       <w:r>
         <w:rPr>
           <w:color w:val="00B050"/>
@@ -6032,6 +7652,7 @@
       <w:r>
         <w:t>%}</w:t>
       </w:r>
+      <w:proofErr w:type="gramEnd"/>
     </w:p>
     <w:p>
       <w:pPr>
@@ -6047,6 +7668,7 @@
         </w:rPr>
         <w:t xml:space="preserve">{%p </w:t>
       </w:r>
+      <w:proofErr w:type="gramStart"/>
       <w:r>
         <w:rPr>
           <w:color w:val="7030A0"/>
@@ -6061,6 +7683,7 @@
         </w:rPr>
         <w:t>%}</w:t>
       </w:r>
+      <w:proofErr w:type="gramEnd"/>
     </w:p>
     <w:p/>
     <w:p>
@@ -6101,11 +7724,19 @@
         <w:rPr>
           <w:color w:val="7030A0"/>
         </w:rPr>
-        <w:t>if torsions%</w:t>
+        <w:t xml:space="preserve">if </w:t>
+      </w:r>
+      <w:proofErr w:type="gramStart"/>
+      <w:r>
+        <w:rPr>
+          <w:color w:val="7030A0"/>
+        </w:rPr>
+        <w:t>torsions%</w:t>
       </w:r>
       <w:r>
         <w:t>}</w:t>
       </w:r>
+      <w:proofErr w:type="gramEnd"/>
     </w:p>
     <w:p>
       <w:pPr>
@@ -6148,7 +7779,15 @@
         <w:fldChar w:fldCharType="end"/>
       </w:r>
       <w:r>
-        <w:t xml:space="preserve"> Torsion angles for {{ cif.block.name }}</w:t>
+        <w:t xml:space="preserve"> Torsion angles for </w:t>
+      </w:r>
+      <w:proofErr w:type="gramStart"/>
+      <w:r>
+        <w:t>{{ cif.block.name</w:t>
+      </w:r>
+      <w:proofErr w:type="gramEnd"/>
+      <w:r>
+        <w:t xml:space="preserve"> }}</w:t>
       </w:r>
     </w:p>
     <w:p>
@@ -6265,18 +7904,22 @@
             <w:tcW w:w="2381" w:type="dxa"/>
           </w:tcPr>
           <w:p>
+            <w:proofErr w:type="gramStart"/>
             <w:r>
               <w:t>{{</w:t>
             </w:r>
             <w:r>
               <w:t xml:space="preserve"> </w:t>
             </w:r>
+            <w:proofErr w:type="spellStart"/>
             <w:r>
               <w:t>t</w:t>
             </w:r>
+            <w:proofErr w:type="gramEnd"/>
             <w:r>
               <w:t>.atoms</w:t>
             </w:r>
+            <w:proofErr w:type="spellEnd"/>
             <w:r>
               <w:t xml:space="preserve"> </w:t>
             </w:r>
@@ -6290,21 +7933,25 @@
             <w:tcW w:w="1701" w:type="dxa"/>
           </w:tcPr>
           <w:p>
+            <w:proofErr w:type="gramStart"/>
             <w:r>
               <w:t>{{</w:t>
             </w:r>
             <w:r>
               <w:t xml:space="preserve"> </w:t>
             </w:r>
+            <w:proofErr w:type="spellStart"/>
             <w:r>
               <w:t>t</w:t>
             </w:r>
+            <w:proofErr w:type="gramEnd"/>
             <w:r>
               <w:t>.</w:t>
             </w:r>
             <w:r>
               <w:t>angle</w:t>
             </w:r>
+            <w:proofErr w:type="spellEnd"/>
             <w:r>
               <w:t xml:space="preserve"> </w:t>
             </w:r>
@@ -6323,12 +7970,21 @@
             <w:r>
               <w:t xml:space="preserve">{%tr </w:t>
             </w:r>
+            <w:proofErr w:type="spellStart"/>
             <w:r>
               <w:rPr>
                 <w:sz w:val="16"/>
                 <w:szCs w:val="20"/>
               </w:rPr>
-              <w:t xml:space="preserve">endfor </w:t>
+              <w:t>endfor</w:t>
+            </w:r>
+            <w:proofErr w:type="spellEnd"/>
+            <w:r>
+              <w:rPr>
+                <w:sz w:val="16"/>
+                <w:szCs w:val="20"/>
+              </w:rPr>
+              <w:t xml:space="preserve"> </w:t>
             </w:r>
             <w:r>
               <w:t>%}</w:t>
@@ -6360,13 +8016,40 @@
         <w:rPr>
           <w:color w:val="ED7D31" w:themeColor="accent2"/>
         </w:rPr>
-        <w:t xml:space="preserve">if options.without_h </w:t>
-      </w:r>
+        <w:t xml:space="preserve">if </w:t>
+      </w:r>
+      <w:proofErr w:type="spellStart"/>
+      <w:proofErr w:type="gramStart"/>
+      <w:r>
+        <w:rPr>
+          <w:color w:val="ED7D31" w:themeColor="accent2"/>
+        </w:rPr>
+        <w:t>options.without</w:t>
+      </w:r>
+      <w:proofErr w:type="gramEnd"/>
+      <w:r>
+        <w:rPr>
+          <w:color w:val="ED7D31" w:themeColor="accent2"/>
+        </w:rPr>
+        <w:t>_h</w:t>
+      </w:r>
+      <w:proofErr w:type="spellEnd"/>
+      <w:r>
+        <w:rPr>
+          <w:color w:val="ED7D31" w:themeColor="accent2"/>
+        </w:rPr>
+        <w:t xml:space="preserve"> </w:t>
+      </w:r>
+      <w:proofErr w:type="gramStart"/>
       <w:r>
         <w:t>%}</w:t>
       </w:r>
       <w:r>
-        <w:t>Bonds and angles to hydrogen atoms were omitted.</w:t>
+        <w:t>Bonds</w:t>
+      </w:r>
+      <w:proofErr w:type="gramEnd"/>
+      <w:r>
+        <w:t xml:space="preserve"> and angles to hydrogen atoms were omitted.</w:t>
       </w:r>
     </w:p>
     <w:p>
@@ -6388,11 +8071,16 @@
         </w:rPr>
         <w:t xml:space="preserve">endif </w:t>
       </w:r>
+      <w:proofErr w:type="gramStart"/>
       <w:r>
         <w:t>%}</w:t>
       </w:r>
       <w:r>
-        <w:t>{%</w:t>
+        <w:t>{</w:t>
+      </w:r>
+      <w:proofErr w:type="gramEnd"/>
+      <w:r>
+        <w:t>%</w:t>
       </w:r>
       <w:r>
         <w:t xml:space="preserve"> </w:t>
@@ -6400,14 +8088,21 @@
       <w:r>
         <w:t xml:space="preserve">if </w:t>
       </w:r>
+      <w:proofErr w:type="spellStart"/>
       <w:r>
         <w:t>torsion_symminfo</w:t>
       </w:r>
+      <w:proofErr w:type="spellEnd"/>
       <w:r>
         <w:t xml:space="preserve"> </w:t>
       </w:r>
-      <w:r>
-        <w:t>%}{{</w:t>
+      <w:proofErr w:type="gramStart"/>
+      <w:r>
+        <w:t>%}{</w:t>
+      </w:r>
+      <w:proofErr w:type="gramEnd"/>
+      <w:r>
+        <w:t>{</w:t>
       </w:r>
       <w:r>
         <w:t>r</w:t>
@@ -6415,18 +8110,29 @@
       <w:r>
         <w:t xml:space="preserve"> </w:t>
       </w:r>
-      <w:r>
-        <w:t>torsion_symminfo</w:t>
-      </w:r>
+      <w:proofErr w:type="spellStart"/>
+      <w:r>
+        <w:t>torsion_</w:t>
+      </w:r>
+      <w:proofErr w:type="gramStart"/>
+      <w:r>
+        <w:t>symminfo</w:t>
+      </w:r>
+      <w:proofErr w:type="spellEnd"/>
       <w:r>
         <w:t xml:space="preserve"> </w:t>
       </w:r>
       <w:r>
-        <w:t>}}{%</w:t>
+        <w:t>}}{</w:t>
+      </w:r>
+      <w:proofErr w:type="gramEnd"/>
+      <w:r>
+        <w:t>%</w:t>
       </w:r>
       <w:r>
         <w:t xml:space="preserve"> </w:t>
       </w:r>
+      <w:proofErr w:type="gramStart"/>
       <w:r>
         <w:t>endif</w:t>
       </w:r>
@@ -6436,6 +8142,7 @@
       <w:r>
         <w:t>%}</w:t>
       </w:r>
+      <w:proofErr w:type="gramEnd"/>
     </w:p>
     <w:p>
       <w:pPr>
@@ -6459,6 +8166,7 @@
         </w:rPr>
         <w:t xml:space="preserve">p </w:t>
       </w:r>
+      <w:proofErr w:type="gramStart"/>
       <w:r>
         <w:rPr>
           <w:color w:val="7030A0"/>
@@ -6487,6 +8195,7 @@
         </w:rPr>
         <w:t>}</w:t>
       </w:r>
+      <w:proofErr w:type="gramEnd"/>
     </w:p>
     <w:p>
       <w:pPr>
@@ -6525,19 +8234,30 @@
         </w:rPr>
         <w:t xml:space="preserve">if </w:t>
       </w:r>
+      <w:proofErr w:type="spellStart"/>
       <w:r>
         <w:rPr>
           <w:color w:val="FFC000" w:themeColor="accent4"/>
           <w:szCs w:val="26"/>
         </w:rPr>
-        <w:t>hydrogen_bonds</w:t>
-      </w:r>
+        <w:t>hydrogen_</w:t>
+      </w:r>
+      <w:proofErr w:type="gramStart"/>
+      <w:r>
+        <w:rPr>
+          <w:color w:val="FFC000" w:themeColor="accent4"/>
+          <w:szCs w:val="26"/>
+        </w:rPr>
+        <w:t>bonds</w:t>
+      </w:r>
+      <w:proofErr w:type="spellEnd"/>
       <w:r>
         <w:t xml:space="preserve"> </w:t>
       </w:r>
       <w:r>
         <w:t>%}</w:t>
       </w:r>
+      <w:proofErr w:type="gramEnd"/>
     </w:p>
     <w:p>
       <w:pPr>
@@ -6565,7 +8285,15 @@
         <w:fldChar w:fldCharType="end"/>
       </w:r>
       <w:r>
-        <w:t xml:space="preserve"> Hydrogen bonds for {{ cif.block.name }}</w:t>
+        <w:t xml:space="preserve"> Hydrogen bonds for </w:t>
+      </w:r>
+      <w:proofErr w:type="gramStart"/>
+      <w:r>
+        <w:t>{{ cif.block.name</w:t>
+      </w:r>
+      <w:proofErr w:type="gramEnd"/>
+      <w:r>
+        <w:t xml:space="preserve"> }}</w:t>
       </w:r>
     </w:p>
     <w:tbl>
@@ -6601,92 +8329,156 @@
                 <w:rFonts w:cstheme="minorHAnsi"/>
                 <w:b/>
               </w:rPr>
-              <w:t>{{dist_unit}}</w:t>
-            </w:r>
-            <w:r>
-              <w:rPr>
-                <w:b/>
-              </w:rPr>
-              <w:t>]</w:t>
-            </w:r>
-          </w:p>
-        </w:tc>
-        <w:tc>
-          <w:tcPr>
-            <w:tcW w:w="1417" w:type="dxa"/>
-          </w:tcPr>
-          <w:p>
-            <w:pPr>
-              <w:rPr>
-                <w:rFonts w:cstheme="minorHAnsi"/>
-              </w:rPr>
-            </w:pPr>
+              <w:t>{{</w:t>
+            </w:r>
+            <w:proofErr w:type="spellStart"/>
             <w:r>
               <w:rPr>
                 <w:rFonts w:cstheme="minorHAnsi"/>
                 <w:b/>
               </w:rPr>
-              <w:t>d(D–H) [</w:t>
-            </w:r>
+              <w:t>dist_unit</w:t>
+            </w:r>
+            <w:proofErr w:type="spellEnd"/>
             <w:r>
               <w:rPr>
                 <w:rFonts w:cstheme="minorHAnsi"/>
                 <w:b/>
               </w:rPr>
-              <w:t>{{dist_unit}}</w:t>
-            </w:r>
+              <w:t>}}</w:t>
+            </w:r>
+            <w:r>
+              <w:rPr>
+                <w:b/>
+              </w:rPr>
+              <w:t>]</w:t>
+            </w:r>
+          </w:p>
+        </w:tc>
+        <w:tc>
+          <w:tcPr>
+            <w:tcW w:w="1417" w:type="dxa"/>
+          </w:tcPr>
+          <w:p>
+            <w:pPr>
+              <w:rPr>
+                <w:rFonts w:cstheme="minorHAnsi"/>
+              </w:rPr>
+            </w:pPr>
             <w:r>
               <w:rPr>
                 <w:rFonts w:cstheme="minorHAnsi"/>
                 <w:b/>
               </w:rPr>
-              <w:t>]</w:t>
-            </w:r>
-          </w:p>
-        </w:tc>
-        <w:tc>
-          <w:tcPr>
-            <w:tcW w:w="1417" w:type="dxa"/>
-          </w:tcPr>
-          <w:p>
-            <w:r>
-              <w:rPr>
-                <w:b/>
-              </w:rPr>
-              <w:t>d(H⋯A) [</w:t>
+              <w:t>d(D–H) [</w:t>
             </w:r>
             <w:r>
               <w:rPr>
                 <w:rFonts w:cstheme="minorHAnsi"/>
                 <w:b/>
               </w:rPr>
-              <w:t>{{dist_unit}}</w:t>
-            </w:r>
-            <w:r>
-              <w:rPr>
-                <w:b/>
-              </w:rPr>
-              <w:t>]</w:t>
-            </w:r>
-          </w:p>
-        </w:tc>
-        <w:tc>
-          <w:tcPr>
-            <w:tcW w:w="1417" w:type="dxa"/>
-          </w:tcPr>
-          <w:p>
-            <w:r>
-              <w:rPr>
-                <w:b/>
-              </w:rPr>
-              <w:t>d(D⋯A) [</w:t>
-            </w:r>
+              <w:t>{{</w:t>
+            </w:r>
+            <w:proofErr w:type="spellStart"/>
             <w:r>
               <w:rPr>
                 <w:rFonts w:cstheme="minorHAnsi"/>
                 <w:b/>
               </w:rPr>
-              <w:t>{{dist_unit}}</w:t>
+              <w:t>dist_unit</w:t>
+            </w:r>
+            <w:proofErr w:type="spellEnd"/>
+            <w:r>
+              <w:rPr>
+                <w:rFonts w:cstheme="minorHAnsi"/>
+                <w:b/>
+              </w:rPr>
+              <w:t>}}</w:t>
+            </w:r>
+            <w:r>
+              <w:rPr>
+                <w:rFonts w:cstheme="minorHAnsi"/>
+                <w:b/>
+              </w:rPr>
+              <w:t>]</w:t>
+            </w:r>
+          </w:p>
+        </w:tc>
+        <w:tc>
+          <w:tcPr>
+            <w:tcW w:w="1417" w:type="dxa"/>
+          </w:tcPr>
+          <w:p>
+            <w:r>
+              <w:rPr>
+                <w:b/>
+              </w:rPr>
+              <w:t>d(H⋯A) [</w:t>
+            </w:r>
+            <w:r>
+              <w:rPr>
+                <w:rFonts w:cstheme="minorHAnsi"/>
+                <w:b/>
+              </w:rPr>
+              <w:t>{{</w:t>
+            </w:r>
+            <w:proofErr w:type="spellStart"/>
+            <w:r>
+              <w:rPr>
+                <w:rFonts w:cstheme="minorHAnsi"/>
+                <w:b/>
+              </w:rPr>
+              <w:t>dist_unit</w:t>
+            </w:r>
+            <w:proofErr w:type="spellEnd"/>
+            <w:r>
+              <w:rPr>
+                <w:rFonts w:cstheme="minorHAnsi"/>
+                <w:b/>
+              </w:rPr>
+              <w:t>}}</w:t>
+            </w:r>
+            <w:r>
+              <w:rPr>
+                <w:b/>
+              </w:rPr>
+              <w:t>]</w:t>
+            </w:r>
+          </w:p>
+        </w:tc>
+        <w:tc>
+          <w:tcPr>
+            <w:tcW w:w="1417" w:type="dxa"/>
+          </w:tcPr>
+          <w:p>
+            <w:r>
+              <w:rPr>
+                <w:b/>
+              </w:rPr>
+              <w:t>d(D⋯A) [</w:t>
+            </w:r>
+            <w:r>
+              <w:rPr>
+                <w:rFonts w:cstheme="minorHAnsi"/>
+                <w:b/>
+              </w:rPr>
+              <w:t>{{</w:t>
+            </w:r>
+            <w:proofErr w:type="spellStart"/>
+            <w:r>
+              <w:rPr>
+                <w:rFonts w:cstheme="minorHAnsi"/>
+                <w:b/>
+              </w:rPr>
+              <w:t>dist_unit</w:t>
+            </w:r>
+            <w:proofErr w:type="spellEnd"/>
+            <w:r>
+              <w:rPr>
+                <w:rFonts w:cstheme="minorHAnsi"/>
+                <w:b/>
+              </w:rPr>
+              <w:t>}}</w:t>
             </w:r>
             <w:r>
               <w:rPr>
@@ -6740,6 +8532,7 @@
               </w:rPr>
               <w:t xml:space="preserve"> in </w:t>
             </w:r>
+            <w:proofErr w:type="spellStart"/>
             <w:r>
               <w:rPr>
                 <w:sz w:val="14"/>
@@ -6747,6 +8540,7 @@
               </w:rPr>
               <w:t>hydrogen_bonds</w:t>
             </w:r>
+            <w:proofErr w:type="spellEnd"/>
             <w:r>
               <w:rPr>
                 <w:sz w:val="14"/>
@@ -6791,7 +8585,17 @@
           </w:tcPr>
           <w:p>
             <w:r>
-              <w:t>{{h.atoms}}</w:t>
+              <w:t>{{</w:t>
+            </w:r>
+            <w:proofErr w:type="spellStart"/>
+            <w:proofErr w:type="gramStart"/>
+            <w:r>
+              <w:t>h.atoms</w:t>
+            </w:r>
+            <w:proofErr w:type="spellEnd"/>
+            <w:proofErr w:type="gramEnd"/>
+            <w:r>
+              <w:t>}}</w:t>
             </w:r>
           </w:p>
         </w:tc>
@@ -6803,12 +8607,22 @@
             <w:r>
               <w:t>{{</w:t>
             </w:r>
+            <w:proofErr w:type="spellStart"/>
+            <w:proofErr w:type="gramStart"/>
             <w:r>
               <w:rPr>
                 <w:sz w:val="16"/>
               </w:rPr>
-              <w:t>h.dist_dh</w:t>
-            </w:r>
+              <w:t>h.dist</w:t>
+            </w:r>
+            <w:proofErr w:type="gramEnd"/>
+            <w:r>
+              <w:rPr>
+                <w:sz w:val="16"/>
+              </w:rPr>
+              <w:t>_dh</w:t>
+            </w:r>
+            <w:proofErr w:type="spellEnd"/>
             <w:r>
               <w:t>}}</w:t>
             </w:r>
@@ -6822,12 +8636,22 @@
             <w:r>
               <w:t>{{</w:t>
             </w:r>
+            <w:proofErr w:type="spellStart"/>
+            <w:proofErr w:type="gramStart"/>
             <w:r>
               <w:rPr>
                 <w:sz w:val="16"/>
               </w:rPr>
-              <w:t>h.dist_ha</w:t>
-            </w:r>
+              <w:t>h.dist</w:t>
+            </w:r>
+            <w:proofErr w:type="gramEnd"/>
+            <w:r>
+              <w:rPr>
+                <w:sz w:val="16"/>
+              </w:rPr>
+              <w:t>_ha</w:t>
+            </w:r>
+            <w:proofErr w:type="spellEnd"/>
             <w:r>
               <w:t>}}</w:t>
             </w:r>
@@ -6841,12 +8665,22 @@
             <w:r>
               <w:t>{{</w:t>
             </w:r>
+            <w:proofErr w:type="spellStart"/>
+            <w:proofErr w:type="gramStart"/>
             <w:r>
               <w:rPr>
                 <w:sz w:val="16"/>
               </w:rPr>
-              <w:t>h.dist_da</w:t>
-            </w:r>
+              <w:t>h.dist</w:t>
+            </w:r>
+            <w:proofErr w:type="gramEnd"/>
+            <w:r>
+              <w:rPr>
+                <w:sz w:val="16"/>
+              </w:rPr>
+              <w:t>_da</w:t>
+            </w:r>
+            <w:proofErr w:type="spellEnd"/>
             <w:r>
               <w:t>}}</w:t>
             </w:r>
@@ -6860,12 +8694,22 @@
             <w:r>
               <w:t>{{</w:t>
             </w:r>
+            <w:proofErr w:type="spellStart"/>
+            <w:proofErr w:type="gramStart"/>
             <w:r>
               <w:rPr>
                 <w:sz w:val="16"/>
               </w:rPr>
-              <w:t>h.angle_dha</w:t>
-            </w:r>
+              <w:t>h.angle</w:t>
+            </w:r>
+            <w:proofErr w:type="gramEnd"/>
+            <w:r>
+              <w:rPr>
+                <w:sz w:val="16"/>
+              </w:rPr>
+              <w:t>_dha</w:t>
+            </w:r>
+            <w:proofErr w:type="spellEnd"/>
             <w:r>
               <w:t>}}</w:t>
             </w:r>
@@ -6881,12 +8725,21 @@
             <w:r>
               <w:t xml:space="preserve">{%tr </w:t>
             </w:r>
+            <w:proofErr w:type="spellStart"/>
             <w:r>
               <w:rPr>
                 <w:sz w:val="16"/>
                 <w:szCs w:val="20"/>
               </w:rPr>
-              <w:t xml:space="preserve">endfor </w:t>
+              <w:t>endfor</w:t>
+            </w:r>
+            <w:proofErr w:type="spellEnd"/>
+            <w:r>
+              <w:rPr>
+                <w:sz w:val="16"/>
+                <w:szCs w:val="20"/>
+              </w:rPr>
+              <w:t xml:space="preserve"> </w:t>
             </w:r>
             <w:r>
               <w:t>%}</w:t>
@@ -6935,6 +8788,7 @@
       <w:r>
         <w:t xml:space="preserve">if </w:t>
       </w:r>
+      <w:proofErr w:type="spellStart"/>
       <w:r>
         <w:rPr>
           <w:color w:val="70AD47" w:themeColor="accent6"/>
@@ -6953,20 +8807,31 @@
         </w:rPr>
         <w:t>info</w:t>
       </w:r>
+      <w:proofErr w:type="spellEnd"/>
       <w:r>
         <w:rPr>
           <w:color w:val="70AD47" w:themeColor="accent6"/>
         </w:rPr>
         <w:t xml:space="preserve"> </w:t>
       </w:r>
-      <w:r>
-        <w:t>%}{{</w:t>
+      <w:proofErr w:type="gramStart"/>
+      <w:r>
+        <w:t>%}{</w:t>
+      </w:r>
+      <w:proofErr w:type="gramEnd"/>
+      <w:r>
+        <w:t>{</w:t>
       </w:r>
       <w:r>
         <w:t xml:space="preserve">r </w:t>
       </w:r>
-      <w:r>
-        <w:t>hydrogen_sy</w:t>
+      <w:proofErr w:type="spellStart"/>
+      <w:r>
+        <w:t>hydrogen_</w:t>
+      </w:r>
+      <w:proofErr w:type="gramStart"/>
+      <w:r>
+        <w:t>sy</w:t>
       </w:r>
       <w:r>
         <w:t>m</w:t>
@@ -6974,15 +8839,21 @@
       <w:r>
         <w:t>minfo</w:t>
       </w:r>
+      <w:proofErr w:type="spellEnd"/>
       <w:r>
         <w:t xml:space="preserve"> </w:t>
       </w:r>
       <w:r>
-        <w:t>}}{%</w:t>
+        <w:t>}}{</w:t>
+      </w:r>
+      <w:proofErr w:type="gramEnd"/>
+      <w:r>
+        <w:t>%</w:t>
       </w:r>
       <w:r>
         <w:t xml:space="preserve"> </w:t>
       </w:r>
+      <w:proofErr w:type="gramStart"/>
       <w:r>
         <w:rPr>
           <w:color w:val="70AD47" w:themeColor="accent6"/>
@@ -6998,6 +8869,7 @@
       <w:r>
         <w:t>%}</w:t>
       </w:r>
+      <w:proofErr w:type="gramEnd"/>
     </w:p>
     <w:p>
       <w:pPr>
@@ -7017,6 +8889,7 @@
         </w:rPr>
         <w:t xml:space="preserve">p </w:t>
       </w:r>
+      <w:proofErr w:type="gramStart"/>
       <w:r>
         <w:rPr>
           <w:color w:val="FFC000" w:themeColor="accent4"/>
@@ -7037,6 +8910,7 @@
         </w:rPr>
         <w:t>%}</w:t>
       </w:r>
+      <w:proofErr w:type="gramEnd"/>
     </w:p>
     <w:p>
       <w:pPr>
@@ -7068,15 +8942,27 @@
       <w:r>
         <w:t xml:space="preserve"> in </w:t>
       </w:r>
+      <w:proofErr w:type="spellStart"/>
+      <w:proofErr w:type="gramStart"/>
       <w:r>
         <w:t>references</w:t>
       </w:r>
       <w:r>
-        <w:t>.items()</w:t>
+        <w:t>.items</w:t>
+      </w:r>
+      <w:proofErr w:type="spellEnd"/>
+      <w:proofErr w:type="gramEnd"/>
+      <w:r>
+        <w:t>(</w:t>
+      </w:r>
+      <w:proofErr w:type="gramStart"/>
+      <w:r>
+        <w:t>)</w:t>
       </w:r>
       <w:r>
         <w:t xml:space="preserve"> %}</w:t>
       </w:r>
+      <w:proofErr w:type="gramEnd"/>
     </w:p>
     <w:p>
       <w:pPr>
@@ -7085,17 +8971,28 @@
       <w:r>
         <w:t>[</w:t>
       </w:r>
+      <w:proofErr w:type="gramStart"/>
       <w:r>
         <w:t>{{</w:t>
       </w:r>
       <w:r>
         <w:t xml:space="preserve"> </w:t>
       </w:r>
+      <w:proofErr w:type="spellStart"/>
       <w:r>
         <w:t>num</w:t>
       </w:r>
-      <w:r>
-        <w:t xml:space="preserve">|e </w:t>
+      <w:proofErr w:type="gramEnd"/>
+      <w:r>
+        <w:t>|</w:t>
+      </w:r>
+      <w:proofErr w:type="gramStart"/>
+      <w:r>
+        <w:t>e</w:t>
+      </w:r>
+      <w:proofErr w:type="spellEnd"/>
+      <w:r>
+        <w:t xml:space="preserve"> </w:t>
       </w:r>
       <w:r>
         <w:t>}}</w:t>
@@ -7109,9 +9006,11 @@
       <w:r>
         <w:t>“</w:t>
       </w:r>
+      <w:proofErr w:type="gramEnd"/>
       <w:r>
         <w:t>\t</w:t>
       </w:r>
+      <w:proofErr w:type="gramStart"/>
       <w:r>
         <w:t xml:space="preserve">” </w:t>
       </w:r>
@@ -7124,12 +9023,15 @@
       <w:r>
         <w:t xml:space="preserve"> </w:t>
       </w:r>
+      <w:proofErr w:type="spellStart"/>
       <w:r>
         <w:t>ref</w:t>
       </w:r>
+      <w:proofErr w:type="gramEnd"/>
       <w:r>
         <w:t>.richtext|e</w:t>
       </w:r>
+      <w:proofErr w:type="spellEnd"/>
       <w:r>
         <w:t>}}</w:t>
       </w:r>
@@ -7144,15 +9046,19 @@
       <w:r>
         <w:t xml:space="preserve"> </w:t>
       </w:r>
+      <w:proofErr w:type="spellStart"/>
+      <w:proofErr w:type="gramStart"/>
       <w:r>
         <w:t>endfor</w:t>
       </w:r>
+      <w:proofErr w:type="spellEnd"/>
       <w:r>
         <w:t xml:space="preserve"> </w:t>
       </w:r>
       <w:r>
         <w:t>%}</w:t>
       </w:r>
+      <w:proofErr w:type="gramEnd"/>
     </w:p>
     <w:sectPr>
       <w:type w:val="continuous"/>
